--- a/Pentest basics.docx
+++ b/Pentest basics.docx
@@ -22,17 +22,14 @@
           <w:szCs w:val="36"/>
         </w:rPr>
       </w:pPr>
-      <w:bookmarkStart w:id="0" w:name="__RefHeading___Toc872_1015336451"/>
-      <w:bookmarkEnd w:id="0"/>
       <w:r>
         <w:rPr>
           <w:rFonts w:eastAsia="Times New Roman" w:cs="Times New Roman" w:ascii="Times New Roman" w:hAnsi="Times New Roman"/>
           <w:b/>
           <w:bCs/>
-          <w:sz w:val="26"/>
-          <w:szCs w:val="26"/>
-        </w:rPr>
-        <w:t>Penetration Testing Basics</w:t>
+          <w:sz w:val="27"/>
+          <w:szCs w:val="27"/>
+        </w:rPr>
       </w:r>
     </w:p>
     <w:p>
@@ -55,182 +52,14 @@
           <w:szCs w:val="27"/>
         </w:rPr>
       </w:pPr>
-      <w:bookmarkStart w:id="1" w:name="__RefHeading___Toc874_1015336451"/>
-      <w:bookmarkEnd w:id="1"/>
       <w:r>
         <w:rPr>
           <w:rFonts w:eastAsia="Times New Roman" w:cs="Times New Roman" w:ascii="Times New Roman" w:hAnsi="Times New Roman"/>
           <w:b/>
           <w:bCs/>
-          <w:sz w:val="26"/>
-          <w:szCs w:val="26"/>
-        </w:rPr>
-        <w:t>BIT4109: Ethical Hacking and Counter Measures</w:t>
-        <w:br/>
-        <w:br/>
-        <w:t>Student Details</w:t>
-      </w:r>
-    </w:p>
-    <w:p>
-      <w:pPr>
-        <w:pStyle w:val="Normal"/>
-        <w:numPr>
-          <w:ilvl w:val="0"/>
-          <w:numId w:val="3"/>
-        </w:numPr>
-        <w:bidi w:val="0"/>
-        <w:spacing w:lineRule="auto" w:line="240" w:beforeAutospacing="1" w:after="0"/>
-        <w:jc w:val="start"/>
-        <w:rPr>
-          <w:rFonts w:ascii="Times New Roman" w:hAnsi="Times New Roman" w:eastAsia="Times New Roman" w:cs="Times New Roman"/>
-          <w:sz w:val="24"/>
-          <w:szCs w:val="24"/>
-        </w:rPr>
-      </w:pPr>
-      <w:r>
-        <w:rPr>
-          <w:rFonts w:eastAsia="Times New Roman" w:cs="Times New Roman" w:ascii="Times New Roman" w:hAnsi="Times New Roman"/>
-          <w:sz w:val="26"/>
-          <w:szCs w:val="26"/>
-        </w:rPr>
-        <w:t>Kevin Mburu Gitau</w:t>
-      </w:r>
-    </w:p>
-    <w:p>
-      <w:pPr>
-        <w:pStyle w:val="Normal"/>
-        <w:numPr>
-          <w:ilvl w:val="0"/>
-          <w:numId w:val="3"/>
-        </w:numPr>
-        <w:bidi w:val="0"/>
-        <w:spacing w:lineRule="auto" w:line="240" w:before="0" w:after="0"/>
-        <w:jc w:val="start"/>
-        <w:rPr>
-          <w:rFonts w:ascii="Times New Roman" w:hAnsi="Times New Roman" w:eastAsia="Times New Roman" w:cs="Times New Roman"/>
-          <w:sz w:val="24"/>
-          <w:szCs w:val="24"/>
-        </w:rPr>
-      </w:pPr>
-      <w:r>
-        <w:rPr>
-          <w:rFonts w:eastAsia="Times New Roman" w:cs="Times New Roman" w:ascii="Times New Roman" w:hAnsi="Times New Roman"/>
-          <w:sz w:val="26"/>
-          <w:szCs w:val="26"/>
-        </w:rPr>
-        <w:t>BSCCS/2024/58901</w:t>
-      </w:r>
-    </w:p>
-    <w:p>
-      <w:pPr>
-        <w:pStyle w:val="Normal"/>
-        <w:numPr>
-          <w:ilvl w:val="0"/>
-          <w:numId w:val="3"/>
-        </w:numPr>
-        <w:bidi w:val="0"/>
-        <w:spacing w:lineRule="auto" w:line="240" w:before="0" w:after="0"/>
-        <w:jc w:val="start"/>
-        <w:rPr>
-          <w:rFonts w:ascii="Times New Roman" w:hAnsi="Times New Roman" w:eastAsia="Times New Roman" w:cs="Times New Roman"/>
-          <w:sz w:val="24"/>
-          <w:szCs w:val="24"/>
-        </w:rPr>
-      </w:pPr>
-      <w:r>
-        <w:rPr>
-          <w:rFonts w:eastAsia="Times New Roman" w:cs="Times New Roman" w:ascii="Times New Roman" w:hAnsi="Times New Roman"/>
-          <w:sz w:val="26"/>
-          <w:szCs w:val="26"/>
-        </w:rPr>
-        <w:t>Bachelors of Science in Computer Science/2024</w:t>
-      </w:r>
-    </w:p>
-    <w:p>
-      <w:pPr>
-        <w:pStyle w:val="Normal"/>
-        <w:numPr>
-          <w:ilvl w:val="0"/>
-          <w:numId w:val="3"/>
-        </w:numPr>
-        <w:bidi w:val="0"/>
-        <w:spacing w:lineRule="auto" w:line="240" w:before="0" w:after="0"/>
-        <w:jc w:val="start"/>
-        <w:rPr>
-          <w:rFonts w:ascii="Times New Roman" w:hAnsi="Times New Roman" w:eastAsia="Times New Roman" w:cs="Times New Roman"/>
-          <w:sz w:val="24"/>
-          <w:szCs w:val="24"/>
-        </w:rPr>
-      </w:pPr>
-      <w:r>
-        <w:rPr>
-          <w:rFonts w:eastAsia="Times New Roman" w:cs="Times New Roman" w:ascii="Times New Roman" w:hAnsi="Times New Roman"/>
-          <w:sz w:val="26"/>
-          <w:szCs w:val="26"/>
-        </w:rPr>
-        <w:t>Unit Code: BIT3208</w:t>
-      </w:r>
-    </w:p>
-    <w:p>
-      <w:pPr>
-        <w:pStyle w:val="Normal"/>
-        <w:numPr>
-          <w:ilvl w:val="0"/>
-          <w:numId w:val="3"/>
-        </w:numPr>
-        <w:bidi w:val="0"/>
-        <w:spacing w:lineRule="auto" w:line="240" w:before="0" w:after="0"/>
-        <w:jc w:val="start"/>
-        <w:rPr>
-          <w:rFonts w:ascii="Times New Roman" w:hAnsi="Times New Roman" w:eastAsia="Times New Roman" w:cs="Times New Roman"/>
-          <w:b w:val="false"/>
-          <w:bCs w:val="false"/>
-          <w:sz w:val="24"/>
-          <w:szCs w:val="24"/>
-        </w:rPr>
-      </w:pPr>
-      <w:r>
-        <w:rPr>
-          <w:rFonts w:eastAsia="Times New Roman" w:cs="Times New Roman" w:ascii="Times New Roman" w:hAnsi="Times New Roman"/>
-          <w:sz w:val="26"/>
-          <w:szCs w:val="26"/>
-        </w:rPr>
-        <w:t xml:space="preserve">Unit Name:  </w:t>
-      </w:r>
-      <w:r>
-        <w:rPr>
-          <w:rFonts w:eastAsia="Times New Roman" w:cs="Times New Roman" w:ascii="Times New Roman" w:hAnsi="Times New Roman"/>
-          <w:b w:val="false"/>
-          <w:bCs w:val="false"/>
-          <w:sz w:val="26"/>
-          <w:szCs w:val="26"/>
-        </w:rPr>
-        <w:t>Ethical Hacking and Counter Measures</w:t>
-      </w:r>
-    </w:p>
-    <w:p>
-      <w:pPr>
-        <w:pStyle w:val="Normal"/>
-        <w:numPr>
-          <w:ilvl w:val="0"/>
-          <w:numId w:val="3"/>
-        </w:numPr>
-        <w:bidi w:val="0"/>
-        <w:spacing w:lineRule="auto" w:line="240" w:before="0" w:after="0"/>
-        <w:jc w:val="start"/>
-        <w:rPr>
-          <w:rFonts w:ascii="Times New Roman" w:hAnsi="Times New Roman" w:eastAsia="Times New Roman" w:cs="Times New Roman"/>
-          <w:sz w:val="24"/>
-          <w:szCs w:val="24"/>
-        </w:rPr>
-      </w:pPr>
-      <w:r>
-        <w:rPr>
-          <w:rFonts w:eastAsia="Times New Roman" w:cs="Times New Roman" w:ascii="Times New Roman" w:hAnsi="Times New Roman"/>
-          <w:sz w:val="26"/>
-          <w:szCs w:val="26"/>
-        </w:rPr>
-        <w:t>Michael Nyoro</w:t>
+          <w:sz w:val="27"/>
+          <w:szCs w:val="27"/>
+        </w:rPr>
       </w:r>
     </w:p>
     <w:p>
@@ -253,62 +82,1257 @@
           <w:szCs w:val="27"/>
         </w:rPr>
       </w:pPr>
-      <w:bookmarkStart w:id="2" w:name="__RefHeading___Toc876_1015336451"/>
-      <w:bookmarkEnd w:id="2"/>
       <w:r>
         <w:rPr>
           <w:rFonts w:eastAsia="Times New Roman" w:cs="Times New Roman" w:ascii="Times New Roman" w:hAnsi="Times New Roman"/>
           <w:b/>
           <w:bCs/>
-          <w:sz w:val="26"/>
-          <w:szCs w:val="26"/>
-        </w:rPr>
-        <w:t>3.2/2026</w:t>
-        <w:br/>
-        <w:br/>
-        <w:t>Tool: Zed Attack Proxy (OWASP ZAP)</w:t>
-        <w:br/>
-        <w:t>Description</w:t>
-      </w:r>
+          <w:sz w:val="27"/>
+          <w:szCs w:val="27"/>
+        </w:rPr>
+      </w:r>
+    </w:p>
+    <w:sdt>
+      <w:sdtPr>
+        <w:docPartObj>
+          <w:docPartGallery w:val="Table of Contents"/>
+          <w:docPartUnique w:val="true"/>
+        </w:docPartObj>
+      </w:sdtPr>
+      <w:sdtContent>
+        <w:p>
+          <w:pPr>
+            <w:pStyle w:val="Normal"/>
+            <w:numPr>
+              <w:ilvl w:val="0"/>
+              <w:numId w:val="0"/>
+            </w:numPr>
+            <w:spacing w:lineRule="auto" w:line="240" w:before="0" w:after="280"/>
+            <w:ind w:hanging="0" w:start="0"/>
+            <w:outlineLvl w:val="1"/>
+            <w:rPr>
+              <w:rFonts w:ascii="Times New Roman" w:hAnsi="Times New Roman" w:eastAsia="Times New Roman" w:cs="Times New Roman"/>
+              <w:b/>
+              <w:bCs/>
+              <w:sz w:val="36"/>
+              <w:szCs w:val="36"/>
+            </w:rPr>
+          </w:pPr>
+          <w:r>
+            <w:rPr>
+              <w:rFonts w:eastAsia="Times New Roman" w:cs="Times New Roman" w:ascii="Times New Roman" w:hAnsi="Times New Roman"/>
+              <w:b/>
+              <w:bCs/>
+              <w:sz w:val="36"/>
+              <w:szCs w:val="36"/>
+            </w:rPr>
+            <w:drawing>
+              <wp:anchor distT="0" distB="0" distL="0" distR="0" simplePos="0" relativeHeight="15" behindDoc="0" locked="0" layoutInCell="0" allowOverlap="1">
+                <wp:simplePos x="0" y="0"/>
+                <wp:positionH relativeFrom="column">
+                  <wp:align>center</wp:align>
+                </wp:positionH>
+                <wp:positionV relativeFrom="paragraph">
+                  <wp:posOffset>635</wp:posOffset>
+                </wp:positionV>
+                <wp:extent cx="5943600" cy="1062990"/>
+                <wp:effectExtent l="0" t="0" r="0" b="0"/>
+                <wp:wrapSquare wrapText="largest"/>
+                <wp:docPr id="1" name="Image23"/>
+                <wp:cNvGraphicFramePr>
+                  <a:graphicFrameLocks xmlns:a="http://schemas.openxmlformats.org/drawingml/2006/main" noChangeAspect="1"/>
+                </wp:cNvGraphicFramePr>
+                <a:graphic xmlns:a="http://schemas.openxmlformats.org/drawingml/2006/main">
+                  <a:graphicData uri="http://schemas.openxmlformats.org/drawingml/2006/picture">
+                    <pic:pic xmlns:pic="http://schemas.openxmlformats.org/drawingml/2006/picture">
+                      <pic:nvPicPr>
+                        <pic:cNvPr id="1" name="Image23"/>
+                        <pic:cNvPicPr>
+                          <a:picLocks noChangeAspect="1" noChangeArrowheads="1"/>
+                        </pic:cNvPicPr>
+                      </pic:nvPicPr>
+                      <pic:blipFill>
+                        <a:blip r:embed="rId2"/>
+                        <a:stretch>
+                          <a:fillRect/>
+                        </a:stretch>
+                      </pic:blipFill>
+                      <pic:spPr bwMode="auto">
+                        <a:xfrm>
+                          <a:off x="0" y="0"/>
+                          <a:ext cx="5943600" cy="1062990"/>
+                        </a:xfrm>
+                        <a:prstGeom prst="rect">
+                          <a:avLst/>
+                        </a:prstGeom>
+                        <a:noFill/>
+                      </pic:spPr>
+                    </pic:pic>
+                  </a:graphicData>
+                </a:graphic>
+              </wp:anchor>
+            </w:drawing>
+          </w:r>
+          <w:bookmarkStart w:id="0" w:name="__RefHeading___Toc406_1015336451"/>
+          <w:bookmarkEnd w:id="0"/>
+        </w:p>
+        <w:p>
+          <w:pPr>
+            <w:pStyle w:val="Heading"/>
+            <w:jc w:val="center"/>
+            <w:rPr>
+              <w:rFonts w:eastAsia="Times New Roman" w:cs="Times New Roman"/>
+              <w:sz w:val="27"/>
+              <w:szCs w:val="27"/>
+            </w:rPr>
+          </w:pPr>
+          <w:bookmarkStart w:id="1" w:name="__RefHeading___Toc408_1015336451"/>
+          <w:bookmarkEnd w:id="1"/>
+          <w:r>
+            <w:rPr>
+              <w:rFonts w:ascii="Times New Roman" w:hAnsi="Times New Roman"/>
+              <w:b/>
+              <w:bCs/>
+            </w:rPr>
+            <w:t>BIT</w:t>
+          </w:r>
+          <w:r>
+            <w:rPr>
+              <w:rFonts w:ascii="Times New Roman" w:hAnsi="Times New Roman"/>
+              <w:b/>
+              <w:bCs/>
+            </w:rPr>
+            <w:t>4109</w:t>
+          </w:r>
+          <w:r>
+            <w:rPr>
+              <w:rFonts w:ascii="Times New Roman" w:hAnsi="Times New Roman"/>
+              <w:b/>
+              <w:bCs/>
+            </w:rPr>
+            <w:t xml:space="preserve">: </w:t>
+          </w:r>
+          <w:r>
+            <w:rPr>
+              <w:rFonts w:ascii="Times New Roman" w:hAnsi="Times New Roman"/>
+              <w:b/>
+              <w:bCs/>
+            </w:rPr>
+            <w:t>Ethical Hacking and Countermeasures</w:t>
+          </w:r>
+        </w:p>
+        <w:p>
+          <w:pPr>
+            <w:pStyle w:val="Normal"/>
+            <w:spacing w:lineRule="auto" w:line="240" w:beforeAutospacing="1" w:afterAutospacing="1"/>
+            <w:rPr>
+              <w:rFonts w:ascii="Times New Roman" w:hAnsi="Times New Roman"/>
+            </w:rPr>
+          </w:pPr>
+          <w:r>
+            <w:rPr>
+              <w:rFonts w:ascii="Times New Roman" w:hAnsi="Times New Roman"/>
+            </w:rPr>
+          </w:r>
+        </w:p>
+        <w:p>
+          <w:pPr>
+            <w:pStyle w:val="Normal"/>
+            <w:spacing w:lineRule="auto" w:line="240" w:before="0" w:after="0"/>
+            <w:rPr>
+              <w:rFonts w:ascii="Times New Roman" w:hAnsi="Times New Roman"/>
+            </w:rPr>
+          </w:pPr>
+          <w:r>
+            <w:rPr>
+              <w:rFonts w:ascii="Times New Roman" w:hAnsi="Times New Roman"/>
+            </w:rPr>
+          </w:r>
+          <w:bookmarkStart w:id="2" w:name="__RefHeading___Toc410_1015336451"/>
+          <w:bookmarkEnd w:id="2"/>
+        </w:p>
+        <w:p>
+          <w:pPr>
+            <w:pStyle w:val="Normal"/>
+            <w:numPr>
+              <w:ilvl w:val="0"/>
+              <w:numId w:val="0"/>
+            </w:numPr>
+            <w:spacing w:lineRule="auto" w:line="240" w:beforeAutospacing="1" w:afterAutospacing="1"/>
+            <w:ind w:hanging="0" w:start="0"/>
+            <w:jc w:val="center"/>
+            <w:outlineLvl w:val="1"/>
+            <w:rPr>
+              <w:rFonts w:ascii="Times New Roman" w:hAnsi="Times New Roman"/>
+            </w:rPr>
+          </w:pPr>
+          <w:bookmarkStart w:id="3" w:name="__RefHeading___Toc412_1015336451"/>
+          <w:bookmarkEnd w:id="3"/>
+          <w:r>
+            <w:rPr>
+              <w:rFonts w:eastAsia="Times New Roman" w:cs="Times New Roman" w:ascii="Times New Roman" w:hAnsi="Times New Roman"/>
+              <w:b/>
+              <w:bCs/>
+              <w:sz w:val="36"/>
+              <w:szCs w:val="36"/>
+            </w:rPr>
+            <w:t>Student Details</w:t>
+          </w:r>
+        </w:p>
+        <w:p>
+          <w:pPr>
+            <w:pStyle w:val="Normal"/>
+            <w:bidi w:val="0"/>
+            <w:spacing w:lineRule="auto" w:line="240" w:beforeAutospacing="1" w:after="0"/>
+            <w:jc w:val="center"/>
+            <w:rPr>
+              <w:rFonts w:ascii="Times New Roman" w:hAnsi="Times New Roman"/>
+              <w:sz w:val="28"/>
+              <w:szCs w:val="28"/>
+            </w:rPr>
+          </w:pPr>
+          <w:r>
+            <w:rPr>
+              <w:rFonts w:eastAsia="Times New Roman" w:cs="Times New Roman" w:ascii="Times New Roman" w:hAnsi="Times New Roman"/>
+              <w:b/>
+              <w:bCs/>
+              <w:sz w:val="28"/>
+              <w:szCs w:val="28"/>
+            </w:rPr>
+            <w:t>Student Name</w:t>
+          </w:r>
+          <w:r>
+            <w:rPr>
+              <w:rFonts w:eastAsia="Times New Roman" w:cs="Times New Roman" w:ascii="Times New Roman" w:hAnsi="Times New Roman"/>
+              <w:sz w:val="28"/>
+              <w:szCs w:val="28"/>
+            </w:rPr>
+            <w:t>: Kevin Mburu Gitau</w:t>
+          </w:r>
+        </w:p>
+        <w:p>
+          <w:pPr>
+            <w:pStyle w:val="Normal"/>
+            <w:bidi w:val="0"/>
+            <w:spacing w:lineRule="auto" w:line="240" w:beforeAutospacing="1" w:after="0"/>
+            <w:jc w:val="center"/>
+            <w:rPr>
+              <w:rFonts w:ascii="Times New Roman" w:hAnsi="Times New Roman" w:eastAsia="Times New Roman" w:cs="Times New Roman"/>
+              <w:sz w:val="28"/>
+              <w:szCs w:val="28"/>
+            </w:rPr>
+          </w:pPr>
+          <w:r>
+            <w:rPr>
+              <w:rFonts w:eastAsia="Times New Roman" w:cs="Times New Roman" w:ascii="Times New Roman" w:hAnsi="Times New Roman"/>
+              <w:sz w:val="28"/>
+              <w:szCs w:val="28"/>
+            </w:rPr>
+          </w:r>
+        </w:p>
+        <w:p>
+          <w:pPr>
+            <w:pStyle w:val="Normal"/>
+            <w:bidi w:val="0"/>
+            <w:spacing w:lineRule="auto" w:line="240" w:before="0" w:after="0"/>
+            <w:jc w:val="center"/>
+            <w:rPr>
+              <w:rFonts w:ascii="Times New Roman" w:hAnsi="Times New Roman"/>
+              <w:sz w:val="28"/>
+              <w:szCs w:val="28"/>
+            </w:rPr>
+          </w:pPr>
+          <w:r>
+            <w:rPr>
+              <w:rFonts w:eastAsia="Times New Roman" w:cs="Times New Roman" w:ascii="Times New Roman" w:hAnsi="Times New Roman"/>
+              <w:b/>
+              <w:bCs/>
+              <w:sz w:val="28"/>
+              <w:szCs w:val="28"/>
+            </w:rPr>
+            <w:t>Admission Number:</w:t>
+          </w:r>
+          <w:r>
+            <w:rPr>
+              <w:rFonts w:eastAsia="Times New Roman" w:cs="Times New Roman" w:ascii="Times New Roman" w:hAnsi="Times New Roman"/>
+              <w:sz w:val="28"/>
+              <w:szCs w:val="28"/>
+            </w:rPr>
+            <w:t xml:space="preserve"> BSCCS/2024/58901</w:t>
+          </w:r>
+        </w:p>
+        <w:p>
+          <w:pPr>
+            <w:pStyle w:val="Normal"/>
+            <w:bidi w:val="0"/>
+            <w:spacing w:lineRule="auto" w:line="240" w:before="0" w:after="0"/>
+            <w:jc w:val="center"/>
+            <w:rPr>
+              <w:rFonts w:ascii="Times New Roman" w:hAnsi="Times New Roman" w:eastAsia="Times New Roman" w:cs="Times New Roman"/>
+              <w:sz w:val="28"/>
+              <w:szCs w:val="28"/>
+            </w:rPr>
+          </w:pPr>
+          <w:r>
+            <w:rPr>
+              <w:rFonts w:eastAsia="Times New Roman" w:cs="Times New Roman" w:ascii="Times New Roman" w:hAnsi="Times New Roman"/>
+              <w:sz w:val="28"/>
+              <w:szCs w:val="28"/>
+            </w:rPr>
+          </w:r>
+        </w:p>
+        <w:p>
+          <w:pPr>
+            <w:pStyle w:val="Normal"/>
+            <w:bidi w:val="0"/>
+            <w:spacing w:lineRule="auto" w:line="240" w:before="0" w:after="0"/>
+            <w:jc w:val="center"/>
+            <w:rPr>
+              <w:rFonts w:ascii="Times New Roman" w:hAnsi="Times New Roman"/>
+              <w:sz w:val="28"/>
+              <w:szCs w:val="28"/>
+            </w:rPr>
+          </w:pPr>
+          <w:r>
+            <w:rPr>
+              <w:rFonts w:eastAsia="Times New Roman" w:cs="Times New Roman" w:ascii="Times New Roman" w:hAnsi="Times New Roman"/>
+              <w:b/>
+              <w:bCs/>
+              <w:sz w:val="28"/>
+              <w:szCs w:val="28"/>
+            </w:rPr>
+            <w:t>Course/Class:</w:t>
+          </w:r>
+          <w:r>
+            <w:rPr>
+              <w:rFonts w:eastAsia="Times New Roman" w:cs="Times New Roman" w:ascii="Times New Roman" w:hAnsi="Times New Roman"/>
+              <w:sz w:val="28"/>
+              <w:szCs w:val="28"/>
+            </w:rPr>
+            <w:t xml:space="preserve"> Bachelors of Science in Computer Science/2024</w:t>
+          </w:r>
+        </w:p>
+        <w:p>
+          <w:pPr>
+            <w:pStyle w:val="Normal"/>
+            <w:bidi w:val="0"/>
+            <w:spacing w:lineRule="auto" w:line="240" w:before="0" w:after="0"/>
+            <w:jc w:val="center"/>
+            <w:rPr>
+              <w:rFonts w:ascii="Times New Roman" w:hAnsi="Times New Roman" w:eastAsia="Times New Roman" w:cs="Times New Roman"/>
+              <w:sz w:val="28"/>
+              <w:szCs w:val="28"/>
+            </w:rPr>
+          </w:pPr>
+          <w:r>
+            <w:rPr>
+              <w:rFonts w:eastAsia="Times New Roman" w:cs="Times New Roman" w:ascii="Times New Roman" w:hAnsi="Times New Roman"/>
+              <w:sz w:val="28"/>
+              <w:szCs w:val="28"/>
+            </w:rPr>
+          </w:r>
+        </w:p>
+        <w:p>
+          <w:pPr>
+            <w:pStyle w:val="Normal"/>
+            <w:spacing w:lineRule="auto" w:line="240" w:before="0" w:after="0"/>
+            <w:jc w:val="center"/>
+            <w:rPr>
+              <w:rFonts w:ascii="Times New Roman" w:hAnsi="Times New Roman"/>
+              <w:sz w:val="28"/>
+              <w:szCs w:val="28"/>
+            </w:rPr>
+          </w:pPr>
+          <w:r>
+            <w:rPr>
+              <w:rFonts w:eastAsia="Times New Roman" w:cs="Times New Roman" w:ascii="Times New Roman" w:hAnsi="Times New Roman"/>
+              <w:b/>
+              <w:bCs/>
+              <w:sz w:val="28"/>
+              <w:szCs w:val="28"/>
+            </w:rPr>
+            <w:t>Unit Code:</w:t>
+          </w:r>
+          <w:r>
+            <w:rPr>
+              <w:rFonts w:eastAsia="Times New Roman" w:cs="Times New Roman" w:ascii="Times New Roman" w:hAnsi="Times New Roman"/>
+              <w:sz w:val="28"/>
+              <w:szCs w:val="28"/>
+            </w:rPr>
+            <w:t xml:space="preserve"> BIT</w:t>
+          </w:r>
+          <w:r>
+            <w:rPr>
+              <w:rFonts w:eastAsia="Times New Roman" w:cs="Times New Roman" w:ascii="Times New Roman" w:hAnsi="Times New Roman"/>
+              <w:sz w:val="28"/>
+              <w:szCs w:val="28"/>
+            </w:rPr>
+            <w:t>4109</w:t>
+          </w:r>
+        </w:p>
+        <w:p>
+          <w:pPr>
+            <w:pStyle w:val="Normal"/>
+            <w:spacing w:lineRule="auto" w:line="240" w:before="0" w:after="0"/>
+            <w:jc w:val="center"/>
+            <w:rPr>
+              <w:rFonts w:ascii="Times New Roman" w:hAnsi="Times New Roman" w:eastAsia="Times New Roman" w:cs="Times New Roman"/>
+              <w:sz w:val="28"/>
+              <w:szCs w:val="28"/>
+            </w:rPr>
+          </w:pPr>
+          <w:r>
+            <w:rPr>
+              <w:rFonts w:eastAsia="Times New Roman" w:cs="Times New Roman" w:ascii="Times New Roman" w:hAnsi="Times New Roman"/>
+              <w:sz w:val="28"/>
+              <w:szCs w:val="28"/>
+            </w:rPr>
+          </w:r>
+        </w:p>
+        <w:p>
+          <w:pPr>
+            <w:pStyle w:val="Normal"/>
+            <w:spacing w:lineRule="auto" w:line="240" w:before="0" w:after="0"/>
+            <w:jc w:val="center"/>
+            <w:rPr>
+              <w:rFonts w:ascii="Times New Roman" w:hAnsi="Times New Roman"/>
+              <w:sz w:val="28"/>
+              <w:szCs w:val="28"/>
+            </w:rPr>
+          </w:pPr>
+          <w:r>
+            <w:rPr>
+              <w:rFonts w:eastAsia="Times New Roman" w:cs="Times New Roman" w:ascii="Times New Roman" w:hAnsi="Times New Roman"/>
+              <w:b/>
+              <w:bCs/>
+              <w:sz w:val="28"/>
+              <w:szCs w:val="28"/>
+            </w:rPr>
+            <w:t>Unit Name:</w:t>
+          </w:r>
+          <w:r>
+            <w:rPr>
+              <w:rFonts w:eastAsia="Times New Roman" w:cs="Times New Roman" w:ascii="Times New Roman" w:hAnsi="Times New Roman"/>
+              <w:b w:val="false"/>
+              <w:bCs w:val="false"/>
+              <w:sz w:val="28"/>
+              <w:szCs w:val="28"/>
+            </w:rPr>
+            <w:t xml:space="preserve"> </w:t>
+          </w:r>
+          <w:r>
+            <w:rPr>
+              <w:rFonts w:eastAsia="Times New Roman" w:cs="Times New Roman" w:ascii="Times New Roman" w:hAnsi="Times New Roman"/>
+              <w:b w:val="false"/>
+              <w:bCs w:val="false"/>
+              <w:sz w:val="28"/>
+              <w:szCs w:val="28"/>
+            </w:rPr>
+            <w:t>Et</w:t>
+          </w:r>
+          <w:r>
+            <w:rPr/>
+            <w:t>hical Hacking and Countermeasures</w:t>
+          </w:r>
+        </w:p>
+        <w:p>
+          <w:pPr>
+            <w:pStyle w:val="Normal"/>
+            <w:spacing w:lineRule="auto" w:line="240" w:before="0" w:after="0"/>
+            <w:jc w:val="center"/>
+            <w:rPr>
+              <w:rFonts w:ascii="Times New Roman" w:hAnsi="Times New Roman" w:eastAsia="Times New Roman" w:cs="Times New Roman"/>
+              <w:b w:val="false"/>
+              <w:bCs w:val="false"/>
+              <w:sz w:val="28"/>
+              <w:szCs w:val="28"/>
+            </w:rPr>
+          </w:pPr>
+          <w:r>
+            <w:rPr>
+              <w:rFonts w:eastAsia="Times New Roman" w:cs="Times New Roman" w:ascii="Times New Roman" w:hAnsi="Times New Roman"/>
+              <w:b w:val="false"/>
+              <w:bCs w:val="false"/>
+              <w:sz w:val="28"/>
+              <w:szCs w:val="28"/>
+            </w:rPr>
+          </w:r>
+        </w:p>
+        <w:p>
+          <w:pPr>
+            <w:pStyle w:val="Normal"/>
+            <w:bidi w:val="0"/>
+            <w:spacing w:lineRule="auto" w:line="240" w:before="0" w:after="0"/>
+            <w:jc w:val="center"/>
+            <w:rPr>
+              <w:rFonts w:ascii="Times New Roman" w:hAnsi="Times New Roman"/>
+              <w:sz w:val="28"/>
+              <w:szCs w:val="28"/>
+            </w:rPr>
+          </w:pPr>
+          <w:r>
+            <w:rPr>
+              <w:rFonts w:eastAsia="Times New Roman" w:cs="Times New Roman" w:ascii="Times New Roman" w:hAnsi="Times New Roman"/>
+              <w:b/>
+              <w:bCs/>
+              <w:sz w:val="28"/>
+              <w:szCs w:val="28"/>
+            </w:rPr>
+            <w:t>Lecturer Name:</w:t>
+          </w:r>
+          <w:r>
+            <w:rPr>
+              <w:rFonts w:eastAsia="Times New Roman" w:cs="Times New Roman" w:ascii="Times New Roman" w:hAnsi="Times New Roman"/>
+              <w:sz w:val="28"/>
+              <w:szCs w:val="28"/>
+            </w:rPr>
+            <w:t xml:space="preserve"> </w:t>
+          </w:r>
+          <w:r>
+            <w:rPr>
+              <w:rFonts w:ascii="Times New Roman" w:hAnsi="Times New Roman"/>
+              <w:sz w:val="28"/>
+              <w:szCs w:val="28"/>
+            </w:rPr>
+            <w:t>Michael Nyoro</w:t>
+          </w:r>
+        </w:p>
+        <w:p>
+          <w:pPr>
+            <w:pStyle w:val="Normal"/>
+            <w:bidi w:val="0"/>
+            <w:spacing w:lineRule="auto" w:line="240" w:before="0" w:after="0"/>
+            <w:jc w:val="center"/>
+            <w:rPr>
+              <w:rFonts w:ascii="Times New Roman" w:hAnsi="Times New Roman"/>
+              <w:sz w:val="28"/>
+              <w:szCs w:val="28"/>
+            </w:rPr>
+          </w:pPr>
+          <w:r>
+            <w:rPr>
+              <w:rFonts w:ascii="Times New Roman" w:hAnsi="Times New Roman"/>
+              <w:sz w:val="28"/>
+              <w:szCs w:val="28"/>
+            </w:rPr>
+          </w:r>
+        </w:p>
+        <w:p>
+          <w:pPr>
+            <w:pStyle w:val="Normal"/>
+            <w:spacing w:lineRule="auto" w:line="240" w:before="0" w:afterAutospacing="1"/>
+            <w:jc w:val="center"/>
+            <w:rPr>
+              <w:rFonts w:ascii="Times New Roman" w:hAnsi="Times New Roman"/>
+              <w:sz w:val="28"/>
+              <w:szCs w:val="28"/>
+            </w:rPr>
+          </w:pPr>
+          <w:r>
+            <w:rPr>
+              <w:rFonts w:eastAsia="Times New Roman" w:cs="Times New Roman" w:ascii="Times New Roman" w:hAnsi="Times New Roman"/>
+              <w:b/>
+              <w:bCs/>
+              <w:sz w:val="28"/>
+              <w:szCs w:val="28"/>
+            </w:rPr>
+            <w:t>Semester/Academic Year:</w:t>
+          </w:r>
+          <w:r>
+            <w:rPr>
+              <w:rFonts w:eastAsia="Times New Roman" w:cs="Times New Roman" w:ascii="Times New Roman" w:hAnsi="Times New Roman"/>
+              <w:sz w:val="28"/>
+              <w:szCs w:val="28"/>
+            </w:rPr>
+            <w:t xml:space="preserve"> 3.2</w:t>
+          </w:r>
+        </w:p>
+        <w:p>
+          <w:pPr>
+            <w:pStyle w:val="Normal"/>
+            <w:spacing w:lineRule="auto" w:line="240" w:before="0" w:after="0"/>
+            <w:rPr>
+              <w:rFonts w:ascii="Times New Roman" w:hAnsi="Times New Roman" w:eastAsia="Times New Roman" w:cs="Times New Roman"/>
+              <w:sz w:val="24"/>
+              <w:szCs w:val="24"/>
+            </w:rPr>
+          </w:pPr>
+          <w:r>
+            <w:rPr>
+              <w:rFonts w:eastAsia="Times New Roman" w:cs="Times New Roman" w:ascii="Times New Roman" w:hAnsi="Times New Roman"/>
+              <w:sz w:val="24"/>
+              <w:szCs w:val="24"/>
+            </w:rPr>
+          </w:r>
+        </w:p>
+        <w:p>
+          <w:pPr>
+            <w:pStyle w:val="Normal"/>
+            <w:numPr>
+              <w:ilvl w:val="0"/>
+              <w:numId w:val="0"/>
+            </w:numPr>
+            <w:spacing w:lineRule="auto" w:line="240" w:beforeAutospacing="1" w:afterAutospacing="1"/>
+            <w:ind w:hanging="0" w:start="0"/>
+            <w:jc w:val="center"/>
+            <w:outlineLvl w:val="1"/>
+            <w:rPr>
+              <w:rFonts w:ascii="Times New Roman" w:hAnsi="Times New Roman"/>
+            </w:rPr>
+          </w:pPr>
+          <w:bookmarkStart w:id="4" w:name="__RefHeading___Toc414_1015336451"/>
+          <w:bookmarkEnd w:id="4"/>
+          <w:r>
+            <w:rPr>
+              <w:rFonts w:eastAsia="Times New Roman" w:cs="Times New Roman" w:ascii="Times New Roman" w:hAnsi="Times New Roman"/>
+              <w:b/>
+              <w:bCs/>
+              <w:sz w:val="36"/>
+              <w:szCs w:val="36"/>
+            </w:rPr>
+            <w:t>Project Details</w:t>
+          </w:r>
+        </w:p>
+        <w:p>
+          <w:pPr>
+            <w:pStyle w:val="Normal"/>
+            <w:numPr>
+              <w:ilvl w:val="0"/>
+              <w:numId w:val="0"/>
+            </w:numPr>
+            <w:bidi w:val="0"/>
+            <w:spacing w:lineRule="auto" w:line="240" w:beforeAutospacing="1" w:afterAutospacing="1"/>
+            <w:ind w:hanging="0" w:start="0"/>
+            <w:jc w:val="center"/>
+            <w:outlineLvl w:val="2"/>
+            <w:rPr/>
+          </w:pPr>
+          <w:r>
+            <w:rPr>
+              <w:rFonts w:eastAsia="Times New Roman" w:cs="Times New Roman" w:ascii="Times New Roman" w:hAnsi="Times New Roman"/>
+              <w:b/>
+              <w:bCs/>
+              <w:sz w:val="26"/>
+              <w:szCs w:val="26"/>
+            </w:rPr>
+            <w:t>Tool: Zed Attack Proxy (OWASP ZAP)</w:t>
+            <w:br/>
+            <w:t>Description</w:t>
+          </w:r>
+          <w:r>
+            <w:rPr>
+              <w:rFonts w:eastAsia="Times New Roman" w:cs="Times New Roman" w:ascii="Times New Roman" w:hAnsi="Times New Roman"/>
+              <w:b/>
+              <w:bCs/>
+              <w:sz w:val="24"/>
+              <w:szCs w:val="24"/>
+            </w:rPr>
+            <w:br/>
+          </w:r>
+          <w:r>
+            <w:rPr>
+              <w:rFonts w:eastAsia="Times New Roman" w:cs="Times New Roman" w:ascii="Times New Roman" w:hAnsi="Times New Roman"/>
+              <w:b/>
+              <w:bCs/>
+              <w:sz w:val="26"/>
+              <w:szCs w:val="26"/>
+            </w:rPr>
+            <w:t>Primary Function:</w:t>
+          </w:r>
+          <w:r>
+            <w:rPr>
+              <w:rFonts w:eastAsia="Times New Roman" w:cs="Times New Roman" w:ascii="Times New Roman" w:hAnsi="Times New Roman"/>
+              <w:b w:val="false"/>
+              <w:bCs w:val="false"/>
+              <w:sz w:val="24"/>
+              <w:szCs w:val="24"/>
+            </w:rPr>
+            <w:t xml:space="preserve"> </w:t>
+          </w:r>
+          <w:r>
+            <w:rPr>
+              <w:rFonts w:eastAsia="Times New Roman" w:cs="Times New Roman" w:ascii="Times New Roman" w:hAnsi="Times New Roman"/>
+              <w:b w:val="false"/>
+              <w:bCs w:val="false"/>
+              <w:sz w:val="26"/>
+              <w:szCs w:val="26"/>
+            </w:rPr>
+            <w:t>It is a web application scanner designed to find security vulnerabilities in web apps. The page claims it is the "world’s most widely used" scanner in its category.</w:t>
+          </w:r>
+        </w:p>
+        <w:p>
+          <w:pPr>
+            <w:pStyle w:val="Normal"/>
+            <w:numPr>
+              <w:ilvl w:val="0"/>
+              <w:numId w:val="0"/>
+            </w:numPr>
+            <w:bidi w:val="0"/>
+            <w:spacing w:lineRule="auto" w:line="240" w:beforeAutospacing="1" w:afterAutospacing="1"/>
+            <w:ind w:hanging="0" w:start="0"/>
+            <w:jc w:val="center"/>
+            <w:outlineLvl w:val="2"/>
+            <w:rPr/>
+          </w:pPr>
+          <w:bookmarkStart w:id="5" w:name="__RefHeading___Toc878_1015336451_Copy_1"/>
+          <w:bookmarkEnd w:id="5"/>
+          <w:r>
+            <w:rPr>
+              <w:rFonts w:eastAsia="Times New Roman" w:cs="Times New Roman" w:ascii="Times New Roman" w:hAnsi="Times New Roman"/>
+              <w:b/>
+              <w:bCs/>
+              <w:sz w:val="26"/>
+              <w:szCs w:val="26"/>
+            </w:rPr>
+            <w:t>Accessibility:</w:t>
+          </w:r>
+          <w:r>
+            <w:rPr>
+              <w:rFonts w:eastAsia="Times New Roman" w:cs="Times New Roman" w:ascii="Times New Roman" w:hAnsi="Times New Roman"/>
+              <w:b w:val="false"/>
+              <w:bCs w:val="false"/>
+              <w:sz w:val="26"/>
+              <w:szCs w:val="26"/>
+            </w:rPr>
+            <w:t xml:space="preserve"> It is free and open source, making it accessible to everyone.</w:t>
+          </w:r>
+        </w:p>
+        <w:p>
+          <w:pPr>
+            <w:pStyle w:val="Normal"/>
+            <w:numPr>
+              <w:ilvl w:val="0"/>
+              <w:numId w:val="0"/>
+            </w:numPr>
+            <w:bidi w:val="0"/>
+            <w:spacing w:lineRule="auto" w:line="240" w:beforeAutospacing="1" w:afterAutospacing="1"/>
+            <w:ind w:hanging="0" w:start="0"/>
+            <w:jc w:val="center"/>
+            <w:outlineLvl w:val="2"/>
+            <w:rPr/>
+          </w:pPr>
+          <w:bookmarkStart w:id="6" w:name="__RefHeading___Toc880_1015336451_Copy_1"/>
+          <w:bookmarkEnd w:id="6"/>
+          <w:r>
+            <w:rPr>
+              <w:rFonts w:eastAsia="Times New Roman" w:cs="Times New Roman" w:ascii="Times New Roman" w:hAnsi="Times New Roman"/>
+              <w:b/>
+              <w:bCs/>
+              <w:sz w:val="26"/>
+              <w:szCs w:val="26"/>
+            </w:rPr>
+            <w:t>Community Driven:</w:t>
+          </w:r>
+          <w:r>
+            <w:rPr>
+              <w:rFonts w:eastAsia="Times New Roman" w:cs="Times New Roman" w:ascii="Times New Roman" w:hAnsi="Times New Roman"/>
+              <w:b w:val="false"/>
+              <w:bCs w:val="false"/>
+              <w:sz w:val="26"/>
+              <w:szCs w:val="26"/>
+            </w:rPr>
+            <w:t xml:space="preserve"> It is a community-based project (ranked in the GitHub Top 1000) where anyone can contribute. It features a Marketplace for community-contributed add-ons to extend its functionality.</w:t>
+          </w:r>
+        </w:p>
+        <w:p>
+          <w:pPr>
+            <w:pStyle w:val="Normal"/>
+            <w:numPr>
+              <w:ilvl w:val="0"/>
+              <w:numId w:val="0"/>
+            </w:numPr>
+            <w:bidi w:val="0"/>
+            <w:spacing w:lineRule="auto" w:line="240" w:beforeAutospacing="1" w:afterAutospacing="1"/>
+            <w:ind w:hanging="0" w:start="0"/>
+            <w:jc w:val="center"/>
+            <w:outlineLvl w:val="2"/>
+            <w:rPr/>
+          </w:pPr>
+          <w:bookmarkStart w:id="7" w:name="__RefHeading___Toc882_1015336451_Copy_1"/>
+          <w:bookmarkEnd w:id="7"/>
+          <w:r>
+            <w:rPr>
+              <w:rFonts w:eastAsia="Times New Roman" w:cs="Times New Roman" w:ascii="Times New Roman" w:hAnsi="Times New Roman"/>
+              <w:b/>
+              <w:bCs/>
+              <w:sz w:val="26"/>
+              <w:szCs w:val="26"/>
+            </w:rPr>
+            <w:t>Target Audience</w:t>
+          </w:r>
+        </w:p>
+        <w:p>
+          <w:pPr>
+            <w:pStyle w:val="Normal"/>
+            <w:numPr>
+              <w:ilvl w:val="0"/>
+              <w:numId w:val="0"/>
+            </w:numPr>
+            <w:bidi w:val="0"/>
+            <w:spacing w:lineRule="auto" w:line="240" w:beforeAutospacing="1" w:afterAutospacing="1"/>
+            <w:ind w:hanging="0" w:start="0"/>
+            <w:jc w:val="center"/>
+            <w:outlineLvl w:val="2"/>
+            <w:rPr/>
+          </w:pPr>
+          <w:bookmarkStart w:id="8" w:name="__RefHeading___Toc884_1015336451_Copy_1"/>
+          <w:bookmarkEnd w:id="8"/>
+          <w:r>
+            <w:rPr>
+              <w:rFonts w:eastAsia="Times New Roman" w:cs="Times New Roman" w:ascii="Times New Roman" w:hAnsi="Times New Roman"/>
+              <w:b/>
+              <w:bCs/>
+              <w:sz w:val="26"/>
+              <w:szCs w:val="26"/>
+            </w:rPr>
+            <w:t>Beginners:</w:t>
+          </w:r>
+          <w:r>
+            <w:rPr>
+              <w:rFonts w:eastAsia="Times New Roman" w:cs="Times New Roman" w:ascii="Times New Roman" w:hAnsi="Times New Roman"/>
+              <w:b w:val="false"/>
+              <w:bCs w:val="false"/>
+              <w:sz w:val="26"/>
+              <w:szCs w:val="26"/>
+            </w:rPr>
+            <w:t xml:space="preserve"> It includes a "Quick Start Guide" and "Intro Video" specifically for those new to security testing.</w:t>
+          </w:r>
+        </w:p>
+        <w:p>
+          <w:pPr>
+            <w:pStyle w:val="Normal"/>
+            <w:spacing w:lineRule="auto" w:line="240" w:before="0" w:after="0"/>
+            <w:jc w:val="center"/>
+            <w:rPr/>
+          </w:pPr>
+          <w:bookmarkStart w:id="9" w:name="__RefHeading___Toc886_1015336451_Copy_1"/>
+          <w:bookmarkEnd w:id="9"/>
+          <w:r>
+            <w:rPr>
+              <w:rFonts w:eastAsia="Times New Roman" w:cs="Times New Roman" w:ascii="Times New Roman" w:hAnsi="Times New Roman"/>
+              <w:b/>
+              <w:bCs/>
+              <w:sz w:val="26"/>
+              <w:szCs w:val="26"/>
+            </w:rPr>
+            <w:t>Developers/Engineers:</w:t>
+          </w:r>
+          <w:r>
+            <w:rPr>
+              <w:rFonts w:eastAsia="Times New Roman" w:cs="Times New Roman" w:ascii="Times New Roman" w:hAnsi="Times New Roman"/>
+              <w:b w:val="false"/>
+              <w:bCs w:val="false"/>
+              <w:sz w:val="26"/>
+              <w:szCs w:val="26"/>
+            </w:rPr>
+            <w:t xml:space="preserve"> It offers extensive options for automation, allowing users to integrate security testing into their workflows via documentation.</w:t>
+          </w:r>
+          <w:r>
+            <w:rPr>
+              <w:rFonts w:eastAsia="Times New Roman" w:cs="Times New Roman" w:ascii="Times New Roman" w:hAnsi="Times New Roman"/>
+              <w:sz w:val="28"/>
+              <w:szCs w:val="28"/>
+            </w:rPr>
+            <w:t xml:space="preserve"> CSS</w:t>
+          </w:r>
+        </w:p>
+        <w:p>
+          <w:pPr>
+            <w:pStyle w:val="Normal"/>
+            <w:spacing w:lineRule="auto" w:line="240" w:before="0" w:after="0"/>
+            <w:jc w:val="center"/>
+            <w:rPr>
+              <w:rFonts w:ascii="Times New Roman" w:hAnsi="Times New Roman" w:eastAsia="Times New Roman" w:cs="Times New Roman"/>
+              <w:b/>
+              <w:bCs/>
+              <w:sz w:val="36"/>
+              <w:szCs w:val="36"/>
+            </w:rPr>
+          </w:pPr>
+          <w:r>
+            <w:rPr>
+              <w:rFonts w:eastAsia="Times New Roman" w:cs="Times New Roman" w:ascii="Times New Roman" w:hAnsi="Times New Roman"/>
+              <w:b/>
+              <w:bCs/>
+              <w:sz w:val="36"/>
+              <w:szCs w:val="36"/>
+            </w:rPr>
+          </w:r>
+        </w:p>
+        <w:p>
+          <w:pPr>
+            <w:pStyle w:val="Normal"/>
+            <w:numPr>
+              <w:ilvl w:val="0"/>
+              <w:numId w:val="0"/>
+            </w:numPr>
+            <w:spacing w:lineRule="auto" w:line="240" w:beforeAutospacing="1" w:afterAutospacing="1"/>
+            <w:ind w:hanging="0" w:start="0"/>
+            <w:outlineLvl w:val="1"/>
+            <w:rPr>
+              <w:rFonts w:ascii="Times New Roman" w:hAnsi="Times New Roman" w:eastAsia="Times New Roman" w:cs="Times New Roman"/>
+              <w:b/>
+              <w:bCs/>
+              <w:kern w:val="2"/>
+              <w:sz w:val="48"/>
+              <w:szCs w:val="48"/>
+            </w:rPr>
+          </w:pPr>
+          <w:r>
+            <w:rPr>
+              <w:rFonts w:eastAsia="Times New Roman" w:cs="Times New Roman" w:ascii="Times New Roman" w:hAnsi="Times New Roman"/>
+              <w:b/>
+              <w:bCs/>
+              <w:kern w:val="2"/>
+              <w:sz w:val="48"/>
+              <w:szCs w:val="48"/>
+            </w:rPr>
+          </w:r>
+          <w:bookmarkStart w:id="10" w:name="__RefHeading___Toc418_1015336451"/>
+          <w:bookmarkEnd w:id="10"/>
+          <w:r>
+            <w:br w:type="page"/>
+          </w:r>
+        </w:p>
+        <w:p>
+          <w:pPr>
+            <w:pStyle w:val="TOCHeading"/>
+            <w:spacing w:before="0" w:after="120"/>
+            <w:rPr/>
+          </w:pPr>
+          <w:r>
+            <w:rPr/>
+            <w:t>Table of Contents</w:t>
+          </w:r>
+        </w:p>
+        <w:p>
+          <w:pPr>
+            <w:pStyle w:val="TOC2"/>
+            <w:tabs>
+              <w:tab w:val="clear" w:pos="9689"/>
+              <w:tab w:val="right" w:pos="9971" w:leader="dot"/>
+            </w:tabs>
+            <w:rPr/>
+          </w:pPr>
+          <w:r>
+            <w:fldChar w:fldCharType="begin"/>
+          </w:r>
+          <w:r>
+            <w:rPr>
+              <w:rStyle w:val="IndexLink"/>
+            </w:rPr>
+            <w:instrText xml:space="preserve"> TOC \f \o "1-9" \h</w:instrText>
+          </w:r>
+          <w:r>
+            <w:rPr>
+              <w:rStyle w:val="IndexLink"/>
+            </w:rPr>
+            <w:fldChar w:fldCharType="separate"/>
+          </w:r>
+          <w:r>
+            <w:rPr>
+              <w:rStyle w:val="IndexLink"/>
+            </w:rPr>
+            <w:t>Penetration Testing Basics</w:t>
+          </w:r>
+          <w:r>
+            <w:rPr/>
+            <w:tab/>
+            <w:t>1</w:t>
+          </w:r>
+        </w:p>
+        <w:p>
+          <w:pPr>
+            <w:pStyle w:val="TOC3"/>
+            <w:tabs>
+              <w:tab w:val="clear" w:pos="9405"/>
+              <w:tab w:val="right" w:pos="9971" w:leader="dot"/>
+            </w:tabs>
+            <w:rPr/>
+          </w:pPr>
+          <w:r>
+            <w:rPr/>
+            <w:t>BIT4109: Ethical Hacking and Counter Measures Student Details</w:t>
+            <w:tab/>
+            <w:t>1</w:t>
+          </w:r>
+        </w:p>
+        <w:p>
+          <w:pPr>
+            <w:pStyle w:val="TOC3"/>
+            <w:tabs>
+              <w:tab w:val="clear" w:pos="9405"/>
+              <w:tab w:val="right" w:pos="9971" w:leader="dot"/>
+            </w:tabs>
+            <w:rPr/>
+          </w:pPr>
+          <w:r>
+            <w:rPr/>
+            <w:t>3.2/2026 Tool: Zed Attack Proxy (OWASP ZAP) Description Primary Function: It is a web application scanner designed to find security vulnerabilities in web apps. The page claims it is the "world’s most widely used" scanner in its category.</w:t>
+            <w:tab/>
+            <w:t>1</w:t>
+          </w:r>
+        </w:p>
+        <w:p>
+          <w:pPr>
+            <w:pStyle w:val="TOC3"/>
+            <w:tabs>
+              <w:tab w:val="clear" w:pos="9405"/>
+              <w:tab w:val="right" w:pos="9971" w:leader="dot"/>
+            </w:tabs>
+            <w:rPr/>
+          </w:pPr>
+          <w:r>
+            <w:rPr/>
+            <w:t>Accessibility: It is free and open source, making it accessible to everyone.</w:t>
+            <w:tab/>
+            <w:t>1</w:t>
+          </w:r>
+        </w:p>
+        <w:p>
+          <w:pPr>
+            <w:pStyle w:val="TOC3"/>
+            <w:tabs>
+              <w:tab w:val="clear" w:pos="9405"/>
+              <w:tab w:val="right" w:pos="9971" w:leader="dot"/>
+            </w:tabs>
+            <w:rPr/>
+          </w:pPr>
+          <w:r>
+            <w:rPr/>
+            <w:t>Community Driven: It is a community-based project (ranked in the GitHub Top 1000) where anyone can contribute. It features a Marketplace for community-contributed add-ons to extend its functionality.</w:t>
+            <w:tab/>
+            <w:t>1</w:t>
+          </w:r>
+        </w:p>
+        <w:p>
+          <w:pPr>
+            <w:pStyle w:val="TOC3"/>
+            <w:tabs>
+              <w:tab w:val="clear" w:pos="9405"/>
+              <w:tab w:val="right" w:pos="9971" w:leader="dot"/>
+            </w:tabs>
+            <w:rPr/>
+          </w:pPr>
+          <w:r>
+            <w:rPr/>
+            <w:t>Target Audience</w:t>
+            <w:tab/>
+            <w:t>1</w:t>
+          </w:r>
+        </w:p>
+        <w:p>
+          <w:pPr>
+            <w:pStyle w:val="TOC3"/>
+            <w:tabs>
+              <w:tab w:val="clear" w:pos="9405"/>
+              <w:tab w:val="right" w:pos="9971" w:leader="dot"/>
+            </w:tabs>
+            <w:rPr/>
+          </w:pPr>
+          <w:r>
+            <w:rPr/>
+            <w:t>Beginners: It includes a "Quick Start Guide" and "Intro Video" specifically for those new to security testing.</w:t>
+            <w:tab/>
+            <w:t>1</w:t>
+          </w:r>
+        </w:p>
+        <w:p>
+          <w:pPr>
+            <w:pStyle w:val="TOC3"/>
+            <w:tabs>
+              <w:tab w:val="clear" w:pos="9405"/>
+              <w:tab w:val="right" w:pos="9971" w:leader="dot"/>
+            </w:tabs>
+            <w:rPr/>
+          </w:pPr>
+          <w:r>
+            <w:rPr/>
+            <w:t>Developers/Engineers: It offers extensive options for automation, allowing users to integrate security testing into their workflows via documentation.</w:t>
+            <w:tab/>
+            <w:t>1</w:t>
+          </w:r>
+        </w:p>
+        <w:p>
+          <w:pPr>
+            <w:pStyle w:val="TOC3"/>
+            <w:tabs>
+              <w:tab w:val="clear" w:pos="9405"/>
+              <w:tab w:val="right" w:pos="9971" w:leader="dot"/>
+            </w:tabs>
+            <w:rPr/>
+          </w:pPr>
+          <w:r>
+            <w:rPr/>
+            <w:t xml:space="preserve"> </w:t>
+          </w:r>
+          <w:r>
+            <w:rPr/>
+            <w:t>Fig.1 open The ZAP Homepage and click download Fig.2 Click Download for your Platform</w:t>
+            <w:tab/>
+            <w:t>3</w:t>
+          </w:r>
+        </w:p>
+        <w:p>
+          <w:pPr>
+            <w:pStyle w:val="TOC3"/>
+            <w:tabs>
+              <w:tab w:val="clear" w:pos="9405"/>
+              <w:tab w:val="right" w:pos="9971" w:leader="dot"/>
+            </w:tabs>
+            <w:rPr/>
+          </w:pPr>
+          <w:r>
+            <w:rPr/>
+            <w:t>Fig.3 Follow the instructions</w:t>
+            <w:tab/>
+            <w:t>4</w:t>
+          </w:r>
+        </w:p>
+        <w:p>
+          <w:pPr>
+            <w:pStyle w:val="TOC3"/>
+            <w:tabs>
+              <w:tab w:val="clear" w:pos="9405"/>
+              <w:tab w:val="right" w:pos="9971" w:leader="dot"/>
+            </w:tabs>
+            <w:rPr/>
+          </w:pPr>
+          <w:r>
+            <w:rPr/>
+            <w:t>N/B: The process may differ for different platforms. Also this tool comes pre-installed in some linux distros eg. parrot OS and Kali linux.</w:t>
+            <w:tab/>
+            <w:t>4</w:t>
+          </w:r>
+        </w:p>
+        <w:p>
+          <w:pPr>
+            <w:pStyle w:val="TOC3"/>
+            <w:tabs>
+              <w:tab w:val="clear" w:pos="9405"/>
+              <w:tab w:val="right" w:pos="9971" w:leader="dot"/>
+            </w:tabs>
+            <w:rPr/>
+          </w:pPr>
+          <w:r>
+            <w:rPr/>
+            <w:t>Fig.4 Launching</w:t>
+            <w:tab/>
+            <w:t>4</w:t>
+          </w:r>
+        </w:p>
+        <w:p>
+          <w:pPr>
+            <w:pStyle w:val="TOC3"/>
+            <w:tabs>
+              <w:tab w:val="clear" w:pos="9405"/>
+              <w:tab w:val="right" w:pos="9971" w:leader="dot"/>
+            </w:tabs>
+            <w:rPr/>
+          </w:pPr>
+          <w:r>
+            <w:rPr/>
+            <w:t>location</w:t>
+            <w:tab/>
+            <w:t>5</w:t>
+          </w:r>
+        </w:p>
+        <w:p>
+          <w:pPr>
+            <w:pStyle w:val="TOC3"/>
+            <w:tabs>
+              <w:tab w:val="clear" w:pos="9405"/>
+              <w:tab w:val="right" w:pos="9971" w:leader="dot"/>
+            </w:tabs>
+            <w:rPr/>
+          </w:pPr>
+          <w:r>
+            <w:rPr/>
+            <w:t>Fig.5 Select session storage location and start Fig.6 Run an automated scan against your application</w:t>
+            <w:tab/>
+            <w:t>5</w:t>
+          </w:r>
+        </w:p>
+        <w:p>
+          <w:pPr>
+            <w:pStyle w:val="TOC3"/>
+            <w:tabs>
+              <w:tab w:val="clear" w:pos="9405"/>
+              <w:tab w:val="right" w:pos="9971" w:leader="dot"/>
+            </w:tabs>
+            <w:rPr/>
+          </w:pPr>
+          <w:r>
+            <w:rPr/>
+            <w:t>Fig.7 Perform a quick penetration test on the URL</w:t>
+            <w:tab/>
+            <w:t>6</w:t>
+          </w:r>
+        </w:p>
+        <w:p>
+          <w:pPr>
+            <w:pStyle w:val="TOC3"/>
+            <w:tabs>
+              <w:tab w:val="clear" w:pos="9405"/>
+              <w:tab w:val="right" w:pos="9971" w:leader="dot"/>
+            </w:tabs>
+            <w:rPr/>
+          </w:pPr>
+          <w:r>
+            <w:rPr/>
+            <w:t>Fig.8 Fig.8Generate a report on the scan</w:t>
+            <w:tab/>
+            <w:t>7</w:t>
+          </w:r>
+          <w:r>
+            <w:rPr/>
+            <w:fldChar w:fldCharType="end"/>
+          </w:r>
+        </w:p>
+      </w:sdtContent>
+    </w:sdt>
+    <w:p>
+      <w:pPr>
+        <w:pStyle w:val="Normal"/>
+        <w:numPr>
+          <w:ilvl w:val="0"/>
+          <w:numId w:val="0"/>
+        </w:numPr>
+        <w:bidi w:val="0"/>
+        <w:spacing w:lineRule="auto" w:line="240" w:before="280" w:after="280"/>
+        <w:ind w:hanging="0" w:start="0"/>
+        <w:jc w:val="start"/>
+        <w:outlineLvl w:val="2"/>
+        <w:rPr>
+          <w:rFonts w:ascii="Times New Roman" w:hAnsi="Times New Roman" w:eastAsia="Times New Roman" w:cs="Times New Roman"/>
+          <w:b/>
+          <w:bCs/>
+          <w:sz w:val="27"/>
+          <w:szCs w:val="27"/>
+        </w:rPr>
+      </w:pPr>
       <w:r>
         <w:rPr>
           <w:rFonts w:eastAsia="Times New Roman" w:cs="Times New Roman" w:ascii="Times New Roman" w:hAnsi="Times New Roman"/>
           <w:b/>
           <w:bCs/>
-          <w:sz w:val="24"/>
-          <w:szCs w:val="24"/>
-        </w:rPr>
-        <w:br/>
-      </w:r>
-      <w:r>
-        <w:rPr>
-          <w:rFonts w:eastAsia="Times New Roman" w:cs="Times New Roman" w:ascii="Times New Roman" w:hAnsi="Times New Roman"/>
-          <w:b/>
-          <w:bCs/>
-          <w:sz w:val="26"/>
-          <w:szCs w:val="26"/>
-        </w:rPr>
-        <w:t>Primary Function:</w:t>
-      </w:r>
-      <w:r>
-        <w:rPr>
-          <w:rFonts w:eastAsia="Times New Roman" w:cs="Times New Roman" w:ascii="Times New Roman" w:hAnsi="Times New Roman"/>
-          <w:b w:val="false"/>
-          <w:bCs w:val="false"/>
-          <w:sz w:val="24"/>
-          <w:szCs w:val="24"/>
-        </w:rPr>
-        <w:t xml:space="preserve"> </w:t>
-      </w:r>
-      <w:r>
-        <w:rPr>
-          <w:rFonts w:eastAsia="Times New Roman" w:cs="Times New Roman" w:ascii="Times New Roman" w:hAnsi="Times New Roman"/>
-          <w:b w:val="false"/>
-          <w:bCs w:val="false"/>
-          <w:sz w:val="26"/>
-          <w:szCs w:val="26"/>
-        </w:rPr>
-        <w:t>It is a web application scanner designed to find security vulnerabilities in web apps. The page claims it is the "world’s most widely used" scanner in its category.</w:t>
+          <w:sz w:val="27"/>
+          <w:szCs w:val="27"/>
+        </w:rPr>
+      </w:r>
+      <w:r>
+        <w:br w:type="page"/>
+      </w:r>
+    </w:p>
+    <w:p>
+      <w:pPr>
+        <w:pStyle w:val="Title"/>
+        <w:spacing w:before="0" w:after="120"/>
+        <w:rPr/>
+      </w:pPr>
+      <w:r>
+        <w:rPr/>
+        <w:t>Installation Process</w:t>
       </w:r>
     </w:p>
     <w:p>
@@ -331,27 +1355,14 @@
           <w:szCs w:val="27"/>
         </w:rPr>
       </w:pPr>
-      <w:bookmarkStart w:id="3" w:name="__RefHeading___Toc878_1015336451"/>
-      <w:bookmarkEnd w:id="3"/>
       <w:r>
         <w:rPr>
           <w:rFonts w:eastAsia="Times New Roman" w:cs="Times New Roman" w:ascii="Times New Roman" w:hAnsi="Times New Roman"/>
           <w:b/>
           <w:bCs/>
-          <w:sz w:val="26"/>
-          <w:szCs w:val="26"/>
-        </w:rPr>
-        <w:t>Accessibility:</w:t>
-      </w:r>
-      <w:r>
-        <w:rPr>
-          <w:rFonts w:eastAsia="Times New Roman" w:cs="Times New Roman" w:ascii="Times New Roman" w:hAnsi="Times New Roman"/>
-          <w:b w:val="false"/>
-          <w:bCs w:val="false"/>
-          <w:sz w:val="26"/>
-          <w:szCs w:val="26"/>
-        </w:rPr>
-        <w:t xml:space="preserve"> It is free and open source, making it accessible to everyone.</w:t>
+          <w:sz w:val="27"/>
+          <w:szCs w:val="27"/>
+        </w:rPr>
       </w:r>
     </w:p>
     <w:p>
@@ -374,637 +1385,8 @@
           <w:szCs w:val="27"/>
         </w:rPr>
       </w:pPr>
-      <w:bookmarkStart w:id="4" w:name="__RefHeading___Toc880_1015336451"/>
-      <w:bookmarkEnd w:id="4"/>
-      <w:r>
-        <w:rPr>
-          <w:rFonts w:eastAsia="Times New Roman" w:cs="Times New Roman" w:ascii="Times New Roman" w:hAnsi="Times New Roman"/>
-          <w:b/>
-          <w:bCs/>
-          <w:sz w:val="26"/>
-          <w:szCs w:val="26"/>
-        </w:rPr>
-        <w:t>Community Driven:</w:t>
-      </w:r>
-      <w:r>
-        <w:rPr>
-          <w:rFonts w:eastAsia="Times New Roman" w:cs="Times New Roman" w:ascii="Times New Roman" w:hAnsi="Times New Roman"/>
-          <w:b w:val="false"/>
-          <w:bCs w:val="false"/>
-          <w:sz w:val="26"/>
-          <w:szCs w:val="26"/>
-        </w:rPr>
-        <w:t xml:space="preserve"> It is a community-based project (ranked in the GitHub Top 1000) where anyone can contribute. It features a Marketplace for community-contributed add-ons to extend its functionality.</w:t>
-      </w:r>
-    </w:p>
-    <w:p>
-      <w:pPr>
-        <w:pStyle w:val="Normal"/>
-        <w:numPr>
-          <w:ilvl w:val="0"/>
-          <w:numId w:val="0"/>
-        </w:numPr>
-        <w:bidi w:val="0"/>
-        <w:spacing w:lineRule="auto" w:line="240" w:beforeAutospacing="1" w:afterAutospacing="1"/>
-        <w:ind w:hanging="0" w:start="0"/>
-        <w:jc w:val="start"/>
-        <w:outlineLvl w:val="2"/>
-        <w:rPr>
-          <w:rFonts w:ascii="Times New Roman" w:hAnsi="Times New Roman" w:eastAsia="Times New Roman" w:cs="Times New Roman"/>
-          <w:b/>
-          <w:bCs/>
-          <w:sz w:val="27"/>
-          <w:szCs w:val="27"/>
-        </w:rPr>
-      </w:pPr>
-      <w:bookmarkStart w:id="5" w:name="__RefHeading___Toc882_1015336451"/>
-      <w:bookmarkEnd w:id="5"/>
-      <w:r>
-        <w:rPr>
-          <w:rFonts w:eastAsia="Times New Roman" w:cs="Times New Roman" w:ascii="Times New Roman" w:hAnsi="Times New Roman"/>
-          <w:b/>
-          <w:bCs/>
-          <w:sz w:val="26"/>
-          <w:szCs w:val="26"/>
-        </w:rPr>
-        <w:t>Target Audience</w:t>
-      </w:r>
-    </w:p>
-    <w:p>
-      <w:pPr>
-        <w:pStyle w:val="Normal"/>
-        <w:numPr>
-          <w:ilvl w:val="0"/>
-          <w:numId w:val="0"/>
-        </w:numPr>
-        <w:bidi w:val="0"/>
-        <w:spacing w:lineRule="auto" w:line="240" w:beforeAutospacing="1" w:afterAutospacing="1"/>
-        <w:ind w:hanging="0" w:start="0"/>
-        <w:jc w:val="start"/>
-        <w:outlineLvl w:val="2"/>
-        <w:rPr>
-          <w:rFonts w:ascii="Times New Roman" w:hAnsi="Times New Roman" w:eastAsia="Times New Roman" w:cs="Times New Roman"/>
-          <w:b/>
-          <w:bCs/>
-          <w:sz w:val="27"/>
-          <w:szCs w:val="27"/>
-        </w:rPr>
-      </w:pPr>
-      <w:bookmarkStart w:id="6" w:name="__RefHeading___Toc884_1015336451"/>
-      <w:bookmarkEnd w:id="6"/>
-      <w:r>
-        <w:rPr>
-          <w:rFonts w:eastAsia="Times New Roman" w:cs="Times New Roman" w:ascii="Times New Roman" w:hAnsi="Times New Roman"/>
-          <w:b/>
-          <w:bCs/>
-          <w:sz w:val="26"/>
-          <w:szCs w:val="26"/>
-        </w:rPr>
-        <w:t>Beginners:</w:t>
-      </w:r>
-      <w:r>
-        <w:rPr>
-          <w:rFonts w:eastAsia="Times New Roman" w:cs="Times New Roman" w:ascii="Times New Roman" w:hAnsi="Times New Roman"/>
-          <w:b w:val="false"/>
-          <w:bCs w:val="false"/>
-          <w:sz w:val="26"/>
-          <w:szCs w:val="26"/>
-        </w:rPr>
-        <w:t xml:space="preserve"> It includes a "Quick Start Guide" and "Intro Video" specifically for those new to security testing.</w:t>
-      </w:r>
-    </w:p>
-    <w:p>
-      <w:pPr>
-        <w:pStyle w:val="Normal"/>
-        <w:numPr>
-          <w:ilvl w:val="0"/>
-          <w:numId w:val="0"/>
-        </w:numPr>
-        <w:bidi w:val="0"/>
-        <w:spacing w:lineRule="auto" w:line="240" w:beforeAutospacing="1" w:afterAutospacing="1"/>
-        <w:ind w:hanging="0" w:start="0"/>
-        <w:jc w:val="start"/>
-        <w:outlineLvl w:val="2"/>
-        <w:rPr>
-          <w:rFonts w:ascii="Times New Roman" w:hAnsi="Times New Roman" w:eastAsia="Times New Roman" w:cs="Times New Roman"/>
-          <w:b/>
-          <w:bCs/>
-          <w:sz w:val="27"/>
-          <w:szCs w:val="27"/>
-        </w:rPr>
-      </w:pPr>
-      <w:bookmarkStart w:id="7" w:name="__RefHeading___Toc886_1015336451"/>
-      <w:bookmarkEnd w:id="7"/>
-      <w:r>
-        <w:rPr>
-          <w:rFonts w:eastAsia="Times New Roman" w:cs="Times New Roman" w:ascii="Times New Roman" w:hAnsi="Times New Roman"/>
-          <w:b/>
-          <w:bCs/>
-          <w:sz w:val="26"/>
-          <w:szCs w:val="26"/>
-        </w:rPr>
-        <w:t>Developers/Engineers:</w:t>
-      </w:r>
-      <w:r>
-        <w:rPr>
-          <w:rFonts w:eastAsia="Times New Roman" w:cs="Times New Roman" w:ascii="Times New Roman" w:hAnsi="Times New Roman"/>
-          <w:b w:val="false"/>
-          <w:bCs w:val="false"/>
-          <w:sz w:val="26"/>
-          <w:szCs w:val="26"/>
-        </w:rPr>
-        <w:t xml:space="preserve"> It offers extensive options for automation, allowing users to integrate security testing into their workflows via documentation.</w:t>
-      </w:r>
-    </w:p>
-    <w:p>
-      <w:pPr>
-        <w:pStyle w:val="Normal"/>
-        <w:numPr>
-          <w:ilvl w:val="0"/>
-          <w:numId w:val="0"/>
-        </w:numPr>
-        <w:bidi w:val="0"/>
-        <w:spacing w:lineRule="auto" w:line="240" w:beforeAutospacing="1" w:afterAutospacing="1"/>
-        <w:ind w:hanging="0" w:start="0"/>
-        <w:jc w:val="start"/>
-        <w:outlineLvl w:val="2"/>
-        <w:rPr>
-          <w:rFonts w:ascii="Times New Roman" w:hAnsi="Times New Roman" w:eastAsia="Times New Roman" w:cs="Times New Roman"/>
-          <w:b/>
-          <w:bCs/>
-          <w:sz w:val="27"/>
-          <w:szCs w:val="27"/>
-        </w:rPr>
-      </w:pPr>
-      <w:r>
-        <w:rPr>
-          <w:rFonts w:eastAsia="Times New Roman" w:cs="Times New Roman" w:ascii="Times New Roman" w:hAnsi="Times New Roman"/>
-          <w:b/>
-          <w:bCs/>
-          <w:sz w:val="27"/>
-          <w:szCs w:val="27"/>
-        </w:rPr>
-      </w:r>
-    </w:p>
-    <w:sdt>
-      <w:sdtPr>
-        <w:docPartObj>
-          <w:docPartGallery w:val="Table of Contents"/>
-          <w:docPartUnique w:val="true"/>
-        </w:docPartObj>
-      </w:sdtPr>
-      <w:sdtContent>
-        <w:p>
-          <w:pPr>
-            <w:pStyle w:val="TOCHeading"/>
-            <w:rPr/>
-          </w:pPr>
-          <w:r>
-            <w:br w:type="page"/>
-          </w:r>
-          <w:r>
-            <w:rPr/>
-            <w:t>Table of Contents</w:t>
-          </w:r>
-        </w:p>
-        <w:p>
-          <w:pPr>
-            <w:pStyle w:val="TOC2"/>
-            <w:tabs>
-              <w:tab w:val="clear" w:pos="9689"/>
-              <w:tab w:val="right" w:pos="9971" w:leader="dot"/>
-            </w:tabs>
-            <w:rPr/>
-          </w:pPr>
-          <w:r>
-            <w:fldChar w:fldCharType="begin"/>
-          </w:r>
-          <w:r>
-            <w:rPr>
-              <w:rStyle w:val="IndexLink"/>
-            </w:rPr>
-            <w:instrText xml:space="preserve"> TOC \f \o "1-9" \h</w:instrText>
-          </w:r>
-          <w:r>
-            <w:rPr>
-              <w:rStyle w:val="IndexLink"/>
-            </w:rPr>
-            <w:fldChar w:fldCharType="separate"/>
-          </w:r>
-          <w:hyperlink w:anchor="__RefHeading___Toc872_1015336451" w:tooltip="Penetration Testing Basics">
-            <w:r>
-              <w:rPr>
-                <w:rStyle w:val="IndexLink"/>
-              </w:rPr>
-              <w:t>Penetration Testing Basics</w:t>
-              <w:tab/>
-              <w:t>1</w:t>
-            </w:r>
-          </w:hyperlink>
-        </w:p>
-        <w:p>
-          <w:pPr>
-            <w:pStyle w:val="TOC3"/>
-            <w:tabs>
-              <w:tab w:val="clear" w:pos="9405"/>
-              <w:tab w:val="right" w:pos="9971" w:leader="dot"/>
-            </w:tabs>
-            <w:rPr/>
-          </w:pPr>
-          <w:hyperlink w:anchor="__RefHeading___Toc874_1015336451" w:tooltip="BIT4109: Ethical Hacking and Counter Measures Student Details">
-            <w:r>
-              <w:rPr>
-                <w:rStyle w:val="IndexLink"/>
-              </w:rPr>
-              <w:t>BIT4109: Ethical Hacking and Counter Measures Student Details</w:t>
-              <w:tab/>
-              <w:t>1</w:t>
-            </w:r>
-          </w:hyperlink>
-        </w:p>
-        <w:p>
-          <w:pPr>
-            <w:pStyle w:val="TOC3"/>
-            <w:tabs>
-              <w:tab w:val="clear" w:pos="9405"/>
-              <w:tab w:val="right" w:pos="9971" w:leader="dot"/>
-            </w:tabs>
-            <w:rPr/>
-          </w:pPr>
-          <w:hyperlink w:anchor="__RefHeading___Toc876_1015336451" w:tooltip="3.2/2026 Tool: Zed Attack Proxy (OWASP ZAP) Description Primary Function: It is a web application scanner designed to find security vulnerabilities in web apps. The page claims it is the &quot;world’s most widely used&quot; scanner in its category.">
-            <w:r>
-              <w:rPr>
-                <w:rStyle w:val="IndexLink"/>
-              </w:rPr>
-              <w:t>3.2/2026 Tool: Zed Attack Proxy (OWASP ZAP) Description Primary Function: It is a web application scanner designed to find security vulnerabilities in web apps. The page claims it is the "world’s most widely used" scanner in its category.</w:t>
-              <w:tab/>
-              <w:t>1</w:t>
-            </w:r>
-          </w:hyperlink>
-        </w:p>
-        <w:p>
-          <w:pPr>
-            <w:pStyle w:val="TOC3"/>
-            <w:tabs>
-              <w:tab w:val="clear" w:pos="9405"/>
-              <w:tab w:val="right" w:pos="9971" w:leader="dot"/>
-            </w:tabs>
-            <w:rPr/>
-          </w:pPr>
-          <w:hyperlink w:anchor="__RefHeading___Toc878_1015336451" w:tooltip="Accessibility: It is free and open source, making it accessible to everyone.">
-            <w:r>
-              <w:rPr>
-                <w:rStyle w:val="IndexLink"/>
-              </w:rPr>
-              <w:t>Accessibility: It is free and open source, making it accessible to everyone.</w:t>
-              <w:tab/>
-              <w:t>1</w:t>
-            </w:r>
-          </w:hyperlink>
-        </w:p>
-        <w:p>
-          <w:pPr>
-            <w:pStyle w:val="TOC3"/>
-            <w:tabs>
-              <w:tab w:val="clear" w:pos="9405"/>
-              <w:tab w:val="right" w:pos="9971" w:leader="dot"/>
-            </w:tabs>
-            <w:rPr/>
-          </w:pPr>
-          <w:hyperlink w:anchor="__RefHeading___Toc880_1015336451" w:tooltip="Community Driven: It is a community-based project (ranked in the GitHub Top 1000) where anyone can contribute. It features a Marketplace for community-contributed add-ons to extend its functionality.">
-            <w:r>
-              <w:rPr>
-                <w:rStyle w:val="IndexLink"/>
-              </w:rPr>
-              <w:t>Community Driven: It is a community-based project (ranked in the GitHub Top 1000) where anyone can contribute. It features a Marketplace for community-contributed add-ons to extend its functionality.</w:t>
-              <w:tab/>
-              <w:t>1</w:t>
-            </w:r>
-          </w:hyperlink>
-        </w:p>
-        <w:p>
-          <w:pPr>
-            <w:pStyle w:val="TOC3"/>
-            <w:tabs>
-              <w:tab w:val="clear" w:pos="9405"/>
-              <w:tab w:val="right" w:pos="9971" w:leader="dot"/>
-            </w:tabs>
-            <w:rPr/>
-          </w:pPr>
-          <w:hyperlink w:anchor="__RefHeading___Toc882_1015336451" w:tooltip="Target Audience">
-            <w:r>
-              <w:rPr>
-                <w:rStyle w:val="IndexLink"/>
-              </w:rPr>
-              <w:t>Target Audience</w:t>
-              <w:tab/>
-              <w:t>1</w:t>
-            </w:r>
-          </w:hyperlink>
-        </w:p>
-        <w:p>
-          <w:pPr>
-            <w:pStyle w:val="TOC3"/>
-            <w:tabs>
-              <w:tab w:val="clear" w:pos="9405"/>
-              <w:tab w:val="right" w:pos="9971" w:leader="dot"/>
-            </w:tabs>
-            <w:rPr/>
-          </w:pPr>
-          <w:hyperlink w:anchor="__RefHeading___Toc884_1015336451" w:tooltip="Beginners: It includes a &quot;Quick Start Guide&quot; and &quot;Intro Video&quot; specifically for those new to security testing.">
-            <w:r>
-              <w:rPr>
-                <w:rStyle w:val="IndexLink"/>
-              </w:rPr>
-              <w:t>Beginners: It includes a "Quick Start Guide" and "Intro Video" specifically for those new to security testing.</w:t>
-              <w:tab/>
-              <w:t>1</w:t>
-            </w:r>
-          </w:hyperlink>
-        </w:p>
-        <w:p>
-          <w:pPr>
-            <w:pStyle w:val="TOC3"/>
-            <w:tabs>
-              <w:tab w:val="clear" w:pos="9405"/>
-              <w:tab w:val="right" w:pos="9971" w:leader="dot"/>
-            </w:tabs>
-            <w:rPr/>
-          </w:pPr>
-          <w:hyperlink w:anchor="__RefHeading___Toc886_1015336451" w:tooltip="Developers/Engineers: It offers extensive options for automation, allowing users to integrate security testing into their workflows via documentation.">
-            <w:r>
-              <w:rPr>
-                <w:rStyle w:val="IndexLink"/>
-              </w:rPr>
-              <w:t>Developers/Engineers: It offers extensive options for automation, allowing users to integrate security testing into their workflows via documentation.</w:t>
-              <w:tab/>
-              <w:t>1</w:t>
-            </w:r>
-          </w:hyperlink>
-        </w:p>
-        <w:p>
-          <w:pPr>
-            <w:pStyle w:val="TOC3"/>
-            <w:tabs>
-              <w:tab w:val="clear" w:pos="9405"/>
-              <w:tab w:val="right" w:pos="9971" w:leader="dot"/>
-            </w:tabs>
-            <w:rPr/>
-          </w:pPr>
-          <w:hyperlink w:anchor="__RefHeading___Toc888_1015336451" w:tooltip=" Fig.1 open The ZAP Homepage and click download Fig.2 Click Download for your Platform">
-            <w:r>
-              <w:rPr>
-                <w:rStyle w:val="IndexLink"/>
-              </w:rPr>
-              <w:t xml:space="preserve"> </w:t>
-            </w:r>
-            <w:r>
-              <w:rPr>
-                <w:rStyle w:val="IndexLink"/>
-              </w:rPr>
-              <w:t>Fig.1 open The ZAP Homepage and click download Fig.2 Click Download for your Platform</w:t>
-              <w:tab/>
-              <w:t>3</w:t>
-            </w:r>
-          </w:hyperlink>
-        </w:p>
-        <w:p>
-          <w:pPr>
-            <w:pStyle w:val="TOC3"/>
-            <w:tabs>
-              <w:tab w:val="clear" w:pos="9405"/>
-              <w:tab w:val="right" w:pos="9971" w:leader="dot"/>
-            </w:tabs>
-            <w:rPr/>
-          </w:pPr>
-          <w:hyperlink w:anchor="__RefHeading___Toc890_1015336451" w:tooltip="Fig.3 Follow the instructions">
-            <w:r>
-              <w:rPr>
-                <w:rStyle w:val="IndexLink"/>
-              </w:rPr>
-              <w:t>Fig.3 Follow the instructions</w:t>
-              <w:tab/>
-              <w:t>4</w:t>
-            </w:r>
-          </w:hyperlink>
-        </w:p>
-        <w:p>
-          <w:pPr>
-            <w:pStyle w:val="TOC3"/>
-            <w:tabs>
-              <w:tab w:val="clear" w:pos="9405"/>
-              <w:tab w:val="right" w:pos="9971" w:leader="dot"/>
-            </w:tabs>
-            <w:rPr/>
-          </w:pPr>
-          <w:hyperlink w:anchor="__RefHeading___Toc892_1015336451" w:tooltip="N/B: The process may differ for different platforms. Also this tool comes pre-installed in some linux distros eg. parrot OS and Kali linux.">
-            <w:r>
-              <w:rPr>
-                <w:rStyle w:val="IndexLink"/>
-              </w:rPr>
-              <w:t>N/B: The process may differ for different platforms. Also this tool comes pre-installed in some linux distros eg. parrot OS and Kali linux.</w:t>
-              <w:tab/>
-              <w:t>4</w:t>
-            </w:r>
-          </w:hyperlink>
-        </w:p>
-        <w:p>
-          <w:pPr>
-            <w:pStyle w:val="TOC3"/>
-            <w:tabs>
-              <w:tab w:val="clear" w:pos="9405"/>
-              <w:tab w:val="right" w:pos="9971" w:leader="dot"/>
-            </w:tabs>
-            <w:rPr/>
-          </w:pPr>
-          <w:hyperlink w:anchor="__RefHeading___Toc894_1015336451" w:tooltip="Fig.4 Launching">
-            <w:r>
-              <w:rPr>
-                <w:rStyle w:val="IndexLink"/>
-              </w:rPr>
-              <w:t>Fig.4 Launching</w:t>
-              <w:tab/>
-              <w:t>4</w:t>
-            </w:r>
-          </w:hyperlink>
-        </w:p>
-        <w:p>
-          <w:pPr>
-            <w:pStyle w:val="TOC3"/>
-            <w:tabs>
-              <w:tab w:val="clear" w:pos="9405"/>
-              <w:tab w:val="right" w:pos="9971" w:leader="dot"/>
-            </w:tabs>
-            <w:rPr/>
-          </w:pPr>
-          <w:hyperlink w:anchor="__RefHeading___Toc896_1015336451" w:tooltip="location">
-            <w:r>
-              <w:rPr>
-                <w:rStyle w:val="IndexLink"/>
-              </w:rPr>
-              <w:t>location</w:t>
-              <w:tab/>
-              <w:t>5</w:t>
-            </w:r>
-          </w:hyperlink>
-        </w:p>
-        <w:p>
-          <w:pPr>
-            <w:pStyle w:val="TOC3"/>
-            <w:tabs>
-              <w:tab w:val="clear" w:pos="9405"/>
-              <w:tab w:val="right" w:pos="9971" w:leader="dot"/>
-            </w:tabs>
-            <w:rPr/>
-          </w:pPr>
-          <w:hyperlink w:anchor="__RefHeading___Toc898_1015336451" w:tooltip="Fig.5 Select session storage location and start Fig.6 Run an automated scan against your application">
-            <w:r>
-              <w:rPr>
-                <w:rStyle w:val="IndexLink"/>
-              </w:rPr>
-              <w:t>Fig.5 Select session storage location and start Fig.6 Run an automated scan against your application</w:t>
-              <w:tab/>
-              <w:t>5</w:t>
-            </w:r>
-          </w:hyperlink>
-        </w:p>
-        <w:p>
-          <w:pPr>
-            <w:pStyle w:val="TOC3"/>
-            <w:tabs>
-              <w:tab w:val="clear" w:pos="9405"/>
-              <w:tab w:val="right" w:pos="9971" w:leader="dot"/>
-            </w:tabs>
-            <w:rPr/>
-          </w:pPr>
-          <w:hyperlink w:anchor="__RefHeading___Toc900_1015336451" w:tooltip="Fig.7 Perform a quick penetration test on the URL">
-            <w:r>
-              <w:rPr>
-                <w:rStyle w:val="IndexLink"/>
-              </w:rPr>
-              <w:t>Fig.7 Perform a quick penetration test on the URL</w:t>
-              <w:tab/>
-              <w:t>6</w:t>
-            </w:r>
-          </w:hyperlink>
-        </w:p>
-        <w:p>
-          <w:pPr>
-            <w:pStyle w:val="TOC3"/>
-            <w:tabs>
-              <w:tab w:val="clear" w:pos="9405"/>
-              <w:tab w:val="right" w:pos="9971" w:leader="dot"/>
-            </w:tabs>
-            <w:rPr/>
-          </w:pPr>
-          <w:hyperlink w:anchor="__RefHeading___Toc902_1015336451" w:tooltip="Fig.8 Fig.8Generate a report on the scan">
-            <w:r>
-              <w:rPr>
-                <w:rStyle w:val="IndexLink"/>
-              </w:rPr>
-              <w:t>Fig.8 Fig.8Generate a report on the scan</w:t>
-              <w:tab/>
-              <w:t>7</w:t>
-            </w:r>
-          </w:hyperlink>
-          <w:r>
-            <w:rPr>
-              <w:rStyle w:val="IndexLink"/>
-            </w:rPr>
-            <w:fldChar w:fldCharType="end"/>
-          </w:r>
-        </w:p>
-      </w:sdtContent>
-    </w:sdt>
-    <w:p>
-      <w:pPr>
-        <w:pStyle w:val="Normal"/>
-        <w:numPr>
-          <w:ilvl w:val="0"/>
-          <w:numId w:val="0"/>
-        </w:numPr>
-        <w:bidi w:val="0"/>
-        <w:spacing w:lineRule="auto" w:line="240" w:before="280" w:after="280"/>
-        <w:ind w:hanging="0" w:start="0"/>
-        <w:jc w:val="start"/>
-        <w:outlineLvl w:val="2"/>
-        <w:rPr>
-          <w:rFonts w:ascii="Times New Roman" w:hAnsi="Times New Roman" w:eastAsia="Times New Roman" w:cs="Times New Roman"/>
-          <w:b/>
-          <w:bCs/>
-          <w:sz w:val="27"/>
-          <w:szCs w:val="27"/>
-        </w:rPr>
-      </w:pPr>
-      <w:r>
-        <w:rPr>
-          <w:rFonts w:eastAsia="Times New Roman" w:cs="Times New Roman" w:ascii="Times New Roman" w:hAnsi="Times New Roman"/>
-          <w:b/>
-          <w:bCs/>
-          <w:sz w:val="27"/>
-          <w:szCs w:val="27"/>
-        </w:rPr>
-      </w:r>
-      <w:r>
-        <w:br w:type="page"/>
-      </w:r>
-    </w:p>
-    <w:p>
-      <w:pPr>
-        <w:pStyle w:val="Title"/>
-        <w:rPr/>
-      </w:pPr>
-      <w:r>
-        <w:rPr/>
-        <w:t>Installation Process</w:t>
-      </w:r>
-    </w:p>
-    <w:p>
-      <w:pPr>
-        <w:pStyle w:val="Normal"/>
-        <w:numPr>
-          <w:ilvl w:val="0"/>
-          <w:numId w:val="0"/>
-        </w:numPr>
-        <w:bidi w:val="0"/>
-        <w:spacing w:lineRule="auto" w:line="240" w:beforeAutospacing="1" w:afterAutospacing="1"/>
-        <w:ind w:hanging="0" w:start="0"/>
-        <w:jc w:val="start"/>
-        <w:outlineLvl w:val="2"/>
-        <w:rPr>
-          <w:rFonts w:ascii="Times New Roman" w:hAnsi="Times New Roman" w:eastAsia="Times New Roman" w:cs="Times New Roman"/>
-          <w:b/>
-          <w:bCs/>
-          <w:sz w:val="27"/>
-          <w:szCs w:val="27"/>
-        </w:rPr>
-      </w:pPr>
-      <w:r>
-        <w:rPr/>
-      </w:r>
-    </w:p>
-    <w:p>
-      <w:pPr>
-        <w:pStyle w:val="Normal"/>
-        <w:numPr>
-          <w:ilvl w:val="0"/>
-          <w:numId w:val="0"/>
-        </w:numPr>
-        <w:bidi w:val="0"/>
-        <w:spacing w:lineRule="auto" w:line="240" w:beforeAutospacing="1" w:afterAutospacing="1"/>
-        <w:ind w:hanging="0" w:start="0"/>
-        <w:jc w:val="start"/>
-        <w:outlineLvl w:val="2"/>
-        <w:rPr>
-          <w:rFonts w:ascii="Times New Roman" w:hAnsi="Times New Roman" w:eastAsia="Times New Roman" w:cs="Times New Roman"/>
-          <w:b/>
-          <w:bCs/>
-          <w:sz w:val="27"/>
-          <w:szCs w:val="27"/>
-        </w:rPr>
-      </w:pPr>
-      <w:bookmarkStart w:id="8" w:name="__RefHeading___Toc888_1015336451"/>
-      <w:bookmarkEnd w:id="8"/>
+      <w:bookmarkStart w:id="11" w:name="__RefHeading___Toc888_1015336451"/>
+      <w:bookmarkEnd w:id="11"/>
       <w:r>
         <w:rPr>
           <w:rFonts w:eastAsia="Times New Roman" w:cs="Times New Roman" w:ascii="Times New Roman" w:hAnsi="Times New Roman"/>
@@ -1025,7 +1407,7 @@
             <wp:extent cx="6332220" cy="3027680"/>
             <wp:effectExtent l="0" t="0" r="0" b="0"/>
             <wp:wrapSquare wrapText="largest"/>
-            <wp:docPr id="1" name="Image1"/>
+            <wp:docPr id="2" name="Image1"/>
             <wp:cNvGraphicFramePr>
               <a:graphicFrameLocks xmlns:a="http://schemas.openxmlformats.org/drawingml/2006/main" noChangeAspect="1"/>
             </wp:cNvGraphicFramePr>
@@ -1033,13 +1415,13 @@
               <a:graphicData uri="http://schemas.openxmlformats.org/drawingml/2006/picture">
                 <pic:pic xmlns:pic="http://schemas.openxmlformats.org/drawingml/2006/picture">
                   <pic:nvPicPr>
-                    <pic:cNvPr id="1" name="Image1"/>
+                    <pic:cNvPr id="2" name="Image1"/>
                     <pic:cNvPicPr>
                       <a:picLocks noChangeAspect="1" noChangeArrowheads="1"/>
                     </pic:cNvPicPr>
                   </pic:nvPicPr>
                   <pic:blipFill>
-                    <a:blip r:embed="rId2"/>
+                    <a:blip r:embed="rId3"/>
                     <a:stretch>
                       <a:fillRect/>
                     </a:stretch>
@@ -1062,7 +1444,7 @@
         <w:br/>
         <w:t xml:space="preserve">Fig.1 open </w:t>
       </w:r>
-      <w:hyperlink r:id="rId3">
+      <w:hyperlink r:id="rId4">
         <w:r>
           <w:rPr>
             <w:rStyle w:val="Hyperlink"/>
@@ -1104,7 +1486,7 @@
             <wp:extent cx="6332220" cy="3027680"/>
             <wp:effectExtent l="0" t="0" r="0" b="0"/>
             <wp:wrapSquare wrapText="largest"/>
-            <wp:docPr id="2" name="Image2"/>
+            <wp:docPr id="3" name="Image2"/>
             <wp:cNvGraphicFramePr>
               <a:graphicFrameLocks xmlns:a="http://schemas.openxmlformats.org/drawingml/2006/main" noChangeAspect="1"/>
             </wp:cNvGraphicFramePr>
@@ -1112,13 +1494,13 @@
               <a:graphicData uri="http://schemas.openxmlformats.org/drawingml/2006/picture">
                 <pic:pic xmlns:pic="http://schemas.openxmlformats.org/drawingml/2006/picture">
                   <pic:nvPicPr>
-                    <pic:cNvPr id="2" name="Image2"/>
+                    <pic:cNvPr id="3" name="Image2"/>
                     <pic:cNvPicPr>
                       <a:picLocks noChangeAspect="1" noChangeArrowheads="1"/>
                     </pic:cNvPicPr>
                   </pic:nvPicPr>
                   <pic:blipFill>
-                    <a:blip r:embed="rId4"/>
+                    <a:blip r:embed="rId5"/>
                     <a:stretch>
                       <a:fillRect/>
                     </a:stretch>
@@ -1171,8 +1553,8 @@
           <w:szCs w:val="27"/>
         </w:rPr>
       </w:pPr>
-      <w:bookmarkStart w:id="9" w:name="__RefHeading___Toc890_1015336451"/>
-      <w:bookmarkEnd w:id="9"/>
+      <w:bookmarkStart w:id="12" w:name="__RefHeading___Toc890_1015336451"/>
+      <w:bookmarkEnd w:id="12"/>
       <w:r>
         <w:drawing>
           <wp:anchor distT="0" distB="0" distL="0" distR="0" simplePos="0" relativeHeight="4" behindDoc="0" locked="0" layoutInCell="0" allowOverlap="1">
@@ -1186,7 +1568,7 @@
             <wp:extent cx="6332220" cy="1294130"/>
             <wp:effectExtent l="0" t="0" r="0" b="0"/>
             <wp:wrapSquare wrapText="largest"/>
-            <wp:docPr id="3" name="Image3"/>
+            <wp:docPr id="4" name="Image3"/>
             <wp:cNvGraphicFramePr>
               <a:graphicFrameLocks xmlns:a="http://schemas.openxmlformats.org/drawingml/2006/main" noChangeAspect="1"/>
             </wp:cNvGraphicFramePr>
@@ -1194,13 +1576,13 @@
               <a:graphicData uri="http://schemas.openxmlformats.org/drawingml/2006/picture">
                 <pic:pic xmlns:pic="http://schemas.openxmlformats.org/drawingml/2006/picture">
                   <pic:nvPicPr>
-                    <pic:cNvPr id="3" name="Image3"/>
+                    <pic:cNvPr id="4" name="Image3"/>
                     <pic:cNvPicPr>
                       <a:picLocks noChangeAspect="1" noChangeArrowheads="1"/>
                     </pic:cNvPicPr>
                   </pic:nvPicPr>
                   <pic:blipFill>
-                    <a:blip r:embed="rId5"/>
+                    <a:blip r:embed="rId6"/>
                     <a:stretch>
                       <a:fillRect/>
                     </a:stretch>
@@ -1249,8 +1631,8 @@
           <w:szCs w:val="26"/>
         </w:rPr>
       </w:pPr>
-      <w:bookmarkStart w:id="10" w:name="__RefHeading___Toc892_1015336451"/>
-      <w:bookmarkEnd w:id="10"/>
+      <w:bookmarkStart w:id="13" w:name="__RefHeading___Toc892_1015336451"/>
+      <w:bookmarkEnd w:id="13"/>
       <w:r>
         <w:rPr>
           <w:b/>
@@ -1307,8 +1689,8 @@
           <w:szCs w:val="26"/>
         </w:rPr>
       </w:pPr>
-      <w:bookmarkStart w:id="11" w:name="__RefHeading___Toc894_1015336451"/>
-      <w:bookmarkEnd w:id="11"/>
+      <w:bookmarkStart w:id="14" w:name="__RefHeading___Toc894_1015336451"/>
+      <w:bookmarkEnd w:id="14"/>
       <w:r>
         <w:drawing>
           <wp:anchor distT="0" distB="0" distL="0" distR="0" simplePos="0" relativeHeight="5" behindDoc="0" locked="0" layoutInCell="0" allowOverlap="1">
@@ -1322,7 +1704,7 @@
             <wp:extent cx="6332220" cy="3267710"/>
             <wp:effectExtent l="0" t="0" r="0" b="0"/>
             <wp:wrapSquare wrapText="largest"/>
-            <wp:docPr id="4" name="Image4"/>
+            <wp:docPr id="5" name="Image4"/>
             <wp:cNvGraphicFramePr>
               <a:graphicFrameLocks xmlns:a="http://schemas.openxmlformats.org/drawingml/2006/main" noChangeAspect="1"/>
             </wp:cNvGraphicFramePr>
@@ -1330,13 +1712,13 @@
               <a:graphicData uri="http://schemas.openxmlformats.org/drawingml/2006/picture">
                 <pic:pic xmlns:pic="http://schemas.openxmlformats.org/drawingml/2006/picture">
                   <pic:nvPicPr>
-                    <pic:cNvPr id="4" name="Image4"/>
+                    <pic:cNvPr id="5" name="Image4"/>
                     <pic:cNvPicPr>
                       <a:picLocks noChangeAspect="1" noChangeArrowheads="1"/>
                     </pic:cNvPicPr>
                   </pic:nvPicPr>
                   <pic:blipFill>
-                    <a:blip r:embed="rId6"/>
+                    <a:blip r:embed="rId7"/>
                     <a:stretch>
                       <a:fillRect/>
                     </a:stretch>
@@ -1390,8 +1772,8 @@
           <w:szCs w:val="26"/>
         </w:rPr>
       </w:pPr>
-      <w:bookmarkStart w:id="12" w:name="__RefHeading___Toc896_1015336451"/>
-      <w:bookmarkEnd w:id="12"/>
+      <w:bookmarkStart w:id="15" w:name="__RefHeading___Toc896_1015336451"/>
+      <w:bookmarkEnd w:id="15"/>
       <w:r>
         <w:drawing>
           <wp:anchor distT="0" distB="0" distL="0" distR="0" simplePos="0" relativeHeight="6" behindDoc="0" locked="0" layoutInCell="0" allowOverlap="1">
@@ -1405,7 +1787,7 @@
             <wp:extent cx="5267325" cy="2533650"/>
             <wp:effectExtent l="0" t="0" r="0" b="0"/>
             <wp:wrapSquare wrapText="largest"/>
-            <wp:docPr id="5" name="Image5"/>
+            <wp:docPr id="6" name="Image5"/>
             <wp:cNvGraphicFramePr>
               <a:graphicFrameLocks xmlns:a="http://schemas.openxmlformats.org/drawingml/2006/main" noChangeAspect="1"/>
             </wp:cNvGraphicFramePr>
@@ -1413,13 +1795,13 @@
               <a:graphicData uri="http://schemas.openxmlformats.org/drawingml/2006/picture">
                 <pic:pic xmlns:pic="http://schemas.openxmlformats.org/drawingml/2006/picture">
                   <pic:nvPicPr>
-                    <pic:cNvPr id="5" name="Image5"/>
+                    <pic:cNvPr id="6" name="Image5"/>
                     <pic:cNvPicPr>
                       <a:picLocks noChangeAspect="1" noChangeArrowheads="1"/>
                     </pic:cNvPicPr>
                   </pic:nvPicPr>
                   <pic:blipFill>
-                    <a:blip r:embed="rId7"/>
+                    <a:blip r:embed="rId8"/>
                     <a:stretch>
                       <a:fillRect/>
                     </a:stretch>
@@ -1470,8 +1852,8 @@
           <w:szCs w:val="26"/>
         </w:rPr>
       </w:pPr>
-      <w:bookmarkStart w:id="13" w:name="__RefHeading___Toc898_1015336451"/>
-      <w:bookmarkEnd w:id="13"/>
+      <w:bookmarkStart w:id="16" w:name="__RefHeading___Toc898_1015336451"/>
+      <w:bookmarkEnd w:id="16"/>
       <w:r>
         <w:rPr>
           <w:b/>
@@ -1497,7 +1879,7 @@
             <wp:extent cx="6332220" cy="3263265"/>
             <wp:effectExtent l="0" t="0" r="0" b="0"/>
             <wp:wrapSquare wrapText="largest"/>
-            <wp:docPr id="6" name="Image6"/>
+            <wp:docPr id="7" name="Image6"/>
             <wp:cNvGraphicFramePr>
               <a:graphicFrameLocks xmlns:a="http://schemas.openxmlformats.org/drawingml/2006/main" noChangeAspect="1"/>
             </wp:cNvGraphicFramePr>
@@ -1505,91 +1887,7 @@
               <a:graphicData uri="http://schemas.openxmlformats.org/drawingml/2006/picture">
                 <pic:pic xmlns:pic="http://schemas.openxmlformats.org/drawingml/2006/picture">
                   <pic:nvPicPr>
-                    <pic:cNvPr id="6" name="Image6"/>
-                    <pic:cNvPicPr>
-                      <a:picLocks noChangeAspect="1" noChangeArrowheads="1"/>
-                    </pic:cNvPicPr>
-                  </pic:nvPicPr>
-                  <pic:blipFill>
-                    <a:blip r:embed="rId8"/>
-                    <a:stretch>
-                      <a:fillRect/>
-                    </a:stretch>
-                  </pic:blipFill>
-                  <pic:spPr bwMode="auto">
-                    <a:xfrm>
-                      <a:off x="0" y="0"/>
-                      <a:ext cx="6332220" cy="3263265"/>
-                    </a:xfrm>
-                    <a:prstGeom prst="rect">
-                      <a:avLst/>
-                    </a:prstGeom>
-                    <a:noFill/>
-                  </pic:spPr>
-                </pic:pic>
-              </a:graphicData>
-            </a:graphic>
-          </wp:anchor>
-        </w:drawing>
-      </w:r>
-      <w:r>
-        <w:rPr>
-          <w:rFonts w:eastAsia="Times New Roman" w:cs="Times New Roman" w:ascii="Times New Roman" w:hAnsi="Times New Roman"/>
-          <w:b/>
-          <w:bCs/>
-          <w:sz w:val="26"/>
-          <w:szCs w:val="26"/>
-        </w:rPr>
-        <w:t>Fig.6 Run an automated scan against your application</w:t>
-      </w:r>
-      <w:r>
-        <w:br w:type="page"/>
-      </w:r>
-    </w:p>
-    <w:p>
-      <w:pPr>
-        <w:pStyle w:val="Normal"/>
-        <w:numPr>
-          <w:ilvl w:val="0"/>
-          <w:numId w:val="0"/>
-        </w:numPr>
-        <w:bidi w:val="0"/>
-        <w:spacing w:lineRule="auto" w:line="240" w:beforeAutospacing="1" w:afterAutospacing="1"/>
-        <w:ind w:hanging="0" w:start="0"/>
-        <w:jc w:val="start"/>
-        <w:outlineLvl w:val="2"/>
-        <w:rPr>
-          <w:rFonts w:ascii="Times New Roman" w:hAnsi="Times New Roman" w:eastAsia="Times New Roman" w:cs="Times New Roman"/>
-          <w:b/>
-          <w:bCs/>
-          <w:sz w:val="26"/>
-          <w:szCs w:val="26"/>
-        </w:rPr>
-      </w:pPr>
-      <w:bookmarkStart w:id="14" w:name="__RefHeading___Toc900_1015336451"/>
-      <w:bookmarkEnd w:id="14"/>
-      <w:r>
-        <w:drawing>
-          <wp:anchor distT="0" distB="0" distL="0" distR="0" simplePos="0" relativeHeight="8" behindDoc="0" locked="0" layoutInCell="0" allowOverlap="1">
-            <wp:simplePos x="0" y="0"/>
-            <wp:positionH relativeFrom="column">
-              <wp:align>center</wp:align>
-            </wp:positionH>
-            <wp:positionV relativeFrom="paragraph">
-              <wp:posOffset>635</wp:posOffset>
-            </wp:positionV>
-            <wp:extent cx="6332220" cy="3263265"/>
-            <wp:effectExtent l="0" t="0" r="0" b="0"/>
-            <wp:wrapSquare wrapText="largest"/>
-            <wp:docPr id="7" name="Image7"/>
-            <wp:cNvGraphicFramePr>
-              <a:graphicFrameLocks xmlns:a="http://schemas.openxmlformats.org/drawingml/2006/main" noChangeAspect="1"/>
-            </wp:cNvGraphicFramePr>
-            <a:graphic xmlns:a="http://schemas.openxmlformats.org/drawingml/2006/main">
-              <a:graphicData uri="http://schemas.openxmlformats.org/drawingml/2006/picture">
-                <pic:pic xmlns:pic="http://schemas.openxmlformats.org/drawingml/2006/picture">
-                  <pic:nvPicPr>
-                    <pic:cNvPr id="7" name="Image7"/>
+                    <pic:cNvPr id="7" name="Image6"/>
                     <pic:cNvPicPr>
                       <a:picLocks noChangeAspect="1" noChangeArrowheads="1"/>
                     </pic:cNvPicPr>
@@ -1618,12 +1916,16 @@
       </w:r>
       <w:r>
         <w:rPr>
+          <w:rFonts w:eastAsia="Times New Roman" w:cs="Times New Roman" w:ascii="Times New Roman" w:hAnsi="Times New Roman"/>
           <w:b/>
           <w:bCs/>
           <w:sz w:val="26"/>
           <w:szCs w:val="26"/>
         </w:rPr>
-        <w:t>Fig.7 Perform a quick penetration test on the URL</w:t>
+        <w:t>Fig.6 Run an automated scan against your application</w:t>
+      </w:r>
+      <w:r>
+        <w:br w:type="page"/>
       </w:r>
     </w:p>
     <w:p>
@@ -1646,14 +1948,64 @@
           <w:szCs w:val="26"/>
         </w:rPr>
       </w:pPr>
-      <w:r>
-        <w:rPr>
-          <w:rFonts w:eastAsia="Times New Roman" w:cs="Times New Roman" w:ascii="Times New Roman" w:hAnsi="Times New Roman"/>
+      <w:bookmarkStart w:id="17" w:name="__RefHeading___Toc900_1015336451"/>
+      <w:bookmarkEnd w:id="17"/>
+      <w:r>
+        <w:drawing>
+          <wp:anchor distT="0" distB="0" distL="0" distR="0" simplePos="0" relativeHeight="8" behindDoc="0" locked="0" layoutInCell="0" allowOverlap="1">
+            <wp:simplePos x="0" y="0"/>
+            <wp:positionH relativeFrom="column">
+              <wp:align>center</wp:align>
+            </wp:positionH>
+            <wp:positionV relativeFrom="paragraph">
+              <wp:posOffset>635</wp:posOffset>
+            </wp:positionV>
+            <wp:extent cx="6332220" cy="3263265"/>
+            <wp:effectExtent l="0" t="0" r="0" b="0"/>
+            <wp:wrapSquare wrapText="largest"/>
+            <wp:docPr id="8" name="Image7"/>
+            <wp:cNvGraphicFramePr>
+              <a:graphicFrameLocks xmlns:a="http://schemas.openxmlformats.org/drawingml/2006/main" noChangeAspect="1"/>
+            </wp:cNvGraphicFramePr>
+            <a:graphic xmlns:a="http://schemas.openxmlformats.org/drawingml/2006/main">
+              <a:graphicData uri="http://schemas.openxmlformats.org/drawingml/2006/picture">
+                <pic:pic xmlns:pic="http://schemas.openxmlformats.org/drawingml/2006/picture">
+                  <pic:nvPicPr>
+                    <pic:cNvPr id="8" name="Image7"/>
+                    <pic:cNvPicPr>
+                      <a:picLocks noChangeAspect="1" noChangeArrowheads="1"/>
+                    </pic:cNvPicPr>
+                  </pic:nvPicPr>
+                  <pic:blipFill>
+                    <a:blip r:embed="rId10"/>
+                    <a:stretch>
+                      <a:fillRect/>
+                    </a:stretch>
+                  </pic:blipFill>
+                  <pic:spPr bwMode="auto">
+                    <a:xfrm>
+                      <a:off x="0" y="0"/>
+                      <a:ext cx="6332220" cy="3263265"/>
+                    </a:xfrm>
+                    <a:prstGeom prst="rect">
+                      <a:avLst/>
+                    </a:prstGeom>
+                    <a:noFill/>
+                  </pic:spPr>
+                </pic:pic>
+              </a:graphicData>
+            </a:graphic>
+          </wp:anchor>
+        </w:drawing>
+      </w:r>
+      <w:r>
+        <w:rPr>
           <w:b/>
           <w:bCs/>
           <w:sz w:val="26"/>
           <w:szCs w:val="26"/>
         </w:rPr>
+        <w:t>Fig.7 Perform a quick penetration test on the URL</w:t>
       </w:r>
     </w:p>
     <w:p>
@@ -1706,8 +2058,38 @@
           <w:szCs w:val="26"/>
         </w:rPr>
       </w:pPr>
-      <w:bookmarkStart w:id="15" w:name="__RefHeading___Toc902_1015336451"/>
-      <w:bookmarkEnd w:id="15"/>
+      <w:r>
+        <w:rPr>
+          <w:rFonts w:eastAsia="Times New Roman" w:cs="Times New Roman" w:ascii="Times New Roman" w:hAnsi="Times New Roman"/>
+          <w:b/>
+          <w:bCs/>
+          <w:sz w:val="26"/>
+          <w:szCs w:val="26"/>
+        </w:rPr>
+      </w:r>
+    </w:p>
+    <w:p>
+      <w:pPr>
+        <w:pStyle w:val="Normal"/>
+        <w:numPr>
+          <w:ilvl w:val="0"/>
+          <w:numId w:val="0"/>
+        </w:numPr>
+        <w:bidi w:val="0"/>
+        <w:spacing w:lineRule="auto" w:line="240" w:beforeAutospacing="1" w:afterAutospacing="1"/>
+        <w:ind w:hanging="0" w:start="0"/>
+        <w:jc w:val="start"/>
+        <w:outlineLvl w:val="2"/>
+        <w:rPr>
+          <w:rFonts w:ascii="Times New Roman" w:hAnsi="Times New Roman" w:eastAsia="Times New Roman" w:cs="Times New Roman"/>
+          <w:b/>
+          <w:bCs/>
+          <w:sz w:val="26"/>
+          <w:szCs w:val="26"/>
+        </w:rPr>
+      </w:pPr>
+      <w:bookmarkStart w:id="18" w:name="__RefHeading___Toc902_1015336451"/>
+      <w:bookmarkEnd w:id="18"/>
       <w:r>
         <w:drawing>
           <wp:anchor distT="0" distB="0" distL="0" distR="0" simplePos="0" relativeHeight="9" behindDoc="0" locked="0" layoutInCell="0" allowOverlap="1">
@@ -1721,7 +2103,7 @@
             <wp:extent cx="5762625" cy="5219700"/>
             <wp:effectExtent l="0" t="0" r="0" b="0"/>
             <wp:wrapSquare wrapText="largest"/>
-            <wp:docPr id="8" name="Image8"/>
+            <wp:docPr id="9" name="Image8"/>
             <wp:cNvGraphicFramePr>
               <a:graphicFrameLocks xmlns:a="http://schemas.openxmlformats.org/drawingml/2006/main" noChangeAspect="1"/>
             </wp:cNvGraphicFramePr>
@@ -1729,13 +2111,13 @@
               <a:graphicData uri="http://schemas.openxmlformats.org/drawingml/2006/picture">
                 <pic:pic xmlns:pic="http://schemas.openxmlformats.org/drawingml/2006/picture">
                   <pic:nvPicPr>
-                    <pic:cNvPr id="8" name="Image8"/>
+                    <pic:cNvPr id="9" name="Image8"/>
                     <pic:cNvPicPr>
                       <a:picLocks noChangeAspect="1" noChangeArrowheads="1"/>
                     </pic:cNvPicPr>
                   </pic:nvPicPr>
                   <pic:blipFill>
-                    <a:blip r:embed="rId10"/>
+                    <a:blip r:embed="rId11"/>
                     <a:stretch>
                       <a:fillRect/>
                     </a:stretch>
@@ -1807,16 +2189,7 @@
           <w:sz w:val="26"/>
           <w:szCs w:val="26"/>
         </w:rPr>
-        <w:t>Fig.</w:t>
-      </w:r>
-      <w:r>
-        <w:rPr>
-          <w:b/>
-          <w:bCs/>
-          <w:sz w:val="26"/>
-          <w:szCs w:val="26"/>
-        </w:rPr>
-        <w:t>9</w:t>
+        <w:t>Fig.9</w:t>
       </w:r>
       <w:r>
         <w:rPr>
@@ -1860,7 +2233,7 @@
             <wp:extent cx="6332220" cy="3559810"/>
             <wp:effectExtent l="0" t="0" r="0" b="0"/>
             <wp:wrapSquare wrapText="largest"/>
-            <wp:docPr id="9" name="Image9"/>
+            <wp:docPr id="10" name="Image9"/>
             <wp:cNvGraphicFramePr>
               <a:graphicFrameLocks xmlns:a="http://schemas.openxmlformats.org/drawingml/2006/main" noChangeAspect="1"/>
             </wp:cNvGraphicFramePr>
@@ -1868,13 +2241,13 @@
               <a:graphicData uri="http://schemas.openxmlformats.org/drawingml/2006/picture">
                 <pic:pic xmlns:pic="http://schemas.openxmlformats.org/drawingml/2006/picture">
                   <pic:nvPicPr>
-                    <pic:cNvPr id="9" name="Image9"/>
+                    <pic:cNvPr id="10" name="Image9"/>
                     <pic:cNvPicPr>
                       <a:picLocks noChangeAspect="1" noChangeArrowheads="1"/>
                     </pic:cNvPicPr>
                   </pic:nvPicPr>
                   <pic:blipFill>
-                    <a:blip r:embed="rId11"/>
+                    <a:blip r:embed="rId12"/>
                     <a:stretch>
                       <a:fillRect/>
                     </a:stretch>
@@ -1909,16 +2282,7 @@
           <w:sz w:val="26"/>
           <w:szCs w:val="26"/>
         </w:rPr>
-        <w:t>Fig.</w:t>
-      </w:r>
-      <w:r>
-        <w:rPr>
-          <w:b/>
-          <w:bCs/>
-          <w:sz w:val="26"/>
-          <w:szCs w:val="26"/>
-        </w:rPr>
-        <w:t>10</w:t>
+        <w:t>Fig.10</w:t>
       </w:r>
       <w:r>
         <w:rPr/>
@@ -1945,7 +2309,7 @@
             <wp:extent cx="4705350" cy="2645410"/>
             <wp:effectExtent l="0" t="0" r="0" b="0"/>
             <wp:wrapSquare wrapText="largest"/>
-            <wp:docPr id="10" name="Image10"/>
+            <wp:docPr id="11" name="Image10"/>
             <wp:cNvGraphicFramePr>
               <a:graphicFrameLocks xmlns:a="http://schemas.openxmlformats.org/drawingml/2006/main" noChangeAspect="1"/>
             </wp:cNvGraphicFramePr>
@@ -1953,13 +2317,13 @@
               <a:graphicData uri="http://schemas.openxmlformats.org/drawingml/2006/picture">
                 <pic:pic xmlns:pic="http://schemas.openxmlformats.org/drawingml/2006/picture">
                   <pic:nvPicPr>
-                    <pic:cNvPr id="10" name="Image10"/>
+                    <pic:cNvPr id="11" name="Image10"/>
                     <pic:cNvPicPr>
                       <a:picLocks noChangeAspect="1" noChangeArrowheads="1"/>
                     </pic:cNvPicPr>
                   </pic:nvPicPr>
                   <pic:blipFill>
-                    <a:blip r:embed="rId12"/>
+                    <a:blip r:embed="rId13"/>
                     <a:stretch>
                       <a:fillRect/>
                     </a:stretch>
@@ -2473,30 +2837,14 @@
           <w:sz w:val="26"/>
           <w:szCs w:val="26"/>
         </w:rPr>
-        <w:t>Fig.</w:t>
-      </w:r>
-      <w:r>
-        <w:rPr>
-          <w:b/>
-          <w:bCs/>
-          <w:sz w:val="26"/>
-          <w:szCs w:val="26"/>
-        </w:rPr>
-        <w:t>11</w:t>
-      </w:r>
-      <w:r>
-        <w:rPr>
-          <w:sz w:val="28"/>
-          <w:szCs w:val="28"/>
-        </w:rPr>
-        <w:t xml:space="preserve">WAPPALYZER </w:t>
-      </w:r>
-      <w:r>
-        <w:rPr>
-          <w:sz w:val="28"/>
-          <w:szCs w:val="28"/>
-        </w:rPr>
-        <w:t>(browser extension)</w:t>
+        <w:t>Fig.11</w:t>
+      </w:r>
+      <w:r>
+        <w:rPr>
+          <w:sz w:val="28"/>
+          <w:szCs w:val="28"/>
+        </w:rPr>
+        <w:t>WAPPALYZER (browser extension)</w:t>
       </w:r>
     </w:p>
     <w:p>
@@ -2521,7 +2869,7 @@
             <wp:extent cx="6332220" cy="3209290"/>
             <wp:effectExtent l="0" t="0" r="0" b="0"/>
             <wp:wrapSquare wrapText="largest"/>
-            <wp:docPr id="11" name="Image12"/>
+            <wp:docPr id="12" name="Image12"/>
             <wp:cNvGraphicFramePr>
               <a:graphicFrameLocks xmlns:a="http://schemas.openxmlformats.org/drawingml/2006/main" noChangeAspect="1"/>
             </wp:cNvGraphicFramePr>
@@ -2529,13 +2877,13 @@
               <a:graphicData uri="http://schemas.openxmlformats.org/drawingml/2006/picture">
                 <pic:pic xmlns:pic="http://schemas.openxmlformats.org/drawingml/2006/picture">
                   <pic:nvPicPr>
-                    <pic:cNvPr id="11" name="Image12"/>
+                    <pic:cNvPr id="12" name="Image12"/>
                     <pic:cNvPicPr>
                       <a:picLocks noChangeAspect="1" noChangeArrowheads="1"/>
                     </pic:cNvPicPr>
                   </pic:nvPicPr>
                   <pic:blipFill>
-                    <a:blip r:embed="rId13"/>
+                    <a:blip r:embed="rId14"/>
                     <a:stretch>
                       <a:fillRect/>
                     </a:stretch>
@@ -2563,16 +2911,7 @@
           <w:sz w:val="26"/>
           <w:szCs w:val="26"/>
         </w:rPr>
-        <w:t>Fig.</w:t>
-      </w:r>
-      <w:r>
-        <w:rPr>
-          <w:b/>
-          <w:bCs/>
-          <w:sz w:val="26"/>
-          <w:szCs w:val="26"/>
-        </w:rPr>
-        <w:t>12 whatweb</w:t>
+        <w:t>Fig.12 whatweb</w:t>
       </w:r>
     </w:p>
     <w:p>
@@ -2598,7 +2937,7 @@
             <wp:extent cx="6332220" cy="3383915"/>
             <wp:effectExtent l="0" t="0" r="0" b="0"/>
             <wp:wrapSquare wrapText="largest"/>
-            <wp:docPr id="12" name="Image11"/>
+            <wp:docPr id="13" name="Image11"/>
             <wp:cNvGraphicFramePr>
               <a:graphicFrameLocks xmlns:a="http://schemas.openxmlformats.org/drawingml/2006/main" noChangeAspect="1"/>
             </wp:cNvGraphicFramePr>
@@ -2606,13 +2945,13 @@
               <a:graphicData uri="http://schemas.openxmlformats.org/drawingml/2006/picture">
                 <pic:pic xmlns:pic="http://schemas.openxmlformats.org/drawingml/2006/picture">
                   <pic:nvPicPr>
-                    <pic:cNvPr id="12" name="Image11"/>
+                    <pic:cNvPr id="13" name="Image11"/>
                     <pic:cNvPicPr>
                       <a:picLocks noChangeAspect="1" noChangeArrowheads="1"/>
                     </pic:cNvPicPr>
                   </pic:nvPicPr>
                   <pic:blipFill>
-                    <a:blip r:embed="rId14"/>
+                    <a:blip r:embed="rId15"/>
                     <a:stretch>
                       <a:fillRect/>
                     </a:stretch>
@@ -2918,25 +3257,7 @@
           <w:sz w:val="26"/>
           <w:szCs w:val="26"/>
         </w:rPr>
-        <w:t>Fig.</w:t>
-      </w:r>
-      <w:r>
-        <w:rPr>
-          <w:b/>
-          <w:bCs/>
-          <w:sz w:val="26"/>
-          <w:szCs w:val="26"/>
-        </w:rPr>
-        <w:t>1</w:t>
-      </w:r>
-      <w:r>
-        <w:rPr>
-          <w:b/>
-          <w:bCs/>
-          <w:sz w:val="26"/>
-          <w:szCs w:val="26"/>
-        </w:rPr>
-        <w:t xml:space="preserve">3 </w:t>
+        <w:t xml:space="preserve">Fig.13 </w:t>
       </w:r>
       <w:r>
         <w:rPr>
@@ -2959,7 +3280,10 @@
         </w:rPr>
       </w:pPr>
       <w:r>
-        <w:rPr/>
+        <w:rPr>
+          <w:sz w:val="28"/>
+          <w:szCs w:val="28"/>
+        </w:rPr>
         <w:drawing>
           <wp:anchor distT="0" distB="0" distL="0" distR="0" simplePos="0" relativeHeight="14" behindDoc="0" locked="0" layoutInCell="0" allowOverlap="1">
             <wp:simplePos x="0" y="0"/>
@@ -2972,7 +3296,7 @@
             <wp:extent cx="6332220" cy="3455035"/>
             <wp:effectExtent l="0" t="0" r="0" b="0"/>
             <wp:wrapSquare wrapText="largest"/>
-            <wp:docPr id="13" name="Image13"/>
+            <wp:docPr id="14" name="Image13"/>
             <wp:cNvGraphicFramePr>
               <a:graphicFrameLocks xmlns:a="http://schemas.openxmlformats.org/drawingml/2006/main" noChangeAspect="1"/>
             </wp:cNvGraphicFramePr>
@@ -2980,13 +3304,13 @@
               <a:graphicData uri="http://schemas.openxmlformats.org/drawingml/2006/picture">
                 <pic:pic xmlns:pic="http://schemas.openxmlformats.org/drawingml/2006/picture">
                   <pic:nvPicPr>
-                    <pic:cNvPr id="13" name="Image13"/>
+                    <pic:cNvPr id="14" name="Image13"/>
                     <pic:cNvPicPr>
                       <a:picLocks noChangeAspect="1" noChangeArrowheads="1"/>
                     </pic:cNvPicPr>
                   </pic:nvPicPr>
                   <pic:blipFill>
-                    <a:blip r:embed="rId15"/>
+                    <a:blip r:embed="rId16"/>
                     <a:stretch>
                       <a:fillRect/>
                     </a:stretch>
@@ -3054,6 +3378,7 @@
         </w:tabs>
         <w:ind w:start="0" w:hanging="0"/>
       </w:pPr>
+      <w:rPr/>
     </w:lvl>
     <w:lvl w:ilvl="1">
       <w:start w:val="1"/>
@@ -3067,6 +3392,7 @@
         </w:tabs>
         <w:ind w:start="0" w:hanging="0"/>
       </w:pPr>
+      <w:rPr/>
     </w:lvl>
     <w:lvl w:ilvl="2">
       <w:start w:val="1"/>
@@ -3080,6 +3406,7 @@
         </w:tabs>
         <w:ind w:start="0" w:hanging="0"/>
       </w:pPr>
+      <w:rPr/>
     </w:lvl>
     <w:lvl w:ilvl="3">
       <w:start w:val="1"/>
@@ -3093,6 +3420,7 @@
         </w:tabs>
         <w:ind w:start="0" w:hanging="0"/>
       </w:pPr>
+      <w:rPr/>
     </w:lvl>
     <w:lvl w:ilvl="4">
       <w:start w:val="1"/>
@@ -3106,6 +3434,7 @@
         </w:tabs>
         <w:ind w:start="0" w:hanging="0"/>
       </w:pPr>
+      <w:rPr/>
     </w:lvl>
     <w:lvl w:ilvl="5">
       <w:start w:val="1"/>
@@ -3119,6 +3448,7 @@
         </w:tabs>
         <w:ind w:start="0" w:hanging="0"/>
       </w:pPr>
+      <w:rPr/>
     </w:lvl>
     <w:lvl w:ilvl="6">
       <w:start w:val="1"/>
@@ -3132,6 +3462,7 @@
         </w:tabs>
         <w:ind w:start="0" w:hanging="0"/>
       </w:pPr>
+      <w:rPr/>
     </w:lvl>
     <w:lvl w:ilvl="7">
       <w:start w:val="1"/>
@@ -3145,6 +3476,7 @@
         </w:tabs>
         <w:ind w:start="0" w:hanging="0"/>
       </w:pPr>
+      <w:rPr/>
     </w:lvl>
     <w:lvl w:ilvl="8">
       <w:start w:val="1"/>
@@ -3158,6 +3490,7 @@
         </w:tabs>
         <w:ind w:start="0" w:hanging="0"/>
       </w:pPr>
+      <w:rPr/>
     </w:lvl>
   </w:abstractNum>
   <w:abstractNum w:abstractNumId="2">
@@ -3173,7 +3506,6 @@
         </w:tabs>
         <w:ind w:start="0" w:hanging="0"/>
       </w:pPr>
-      <w:rPr/>
     </w:lvl>
     <w:lvl w:ilvl="1">
       <w:start w:val="1"/>
@@ -3187,7 +3519,6 @@
         </w:tabs>
         <w:ind w:start="0" w:hanging="0"/>
       </w:pPr>
-      <w:rPr/>
     </w:lvl>
     <w:lvl w:ilvl="2">
       <w:start w:val="1"/>
@@ -3201,7 +3532,6 @@
         </w:tabs>
         <w:ind w:start="0" w:hanging="0"/>
       </w:pPr>
-      <w:rPr/>
     </w:lvl>
     <w:lvl w:ilvl="3">
       <w:start w:val="1"/>
@@ -3215,7 +3545,6 @@
         </w:tabs>
         <w:ind w:start="0" w:hanging="0"/>
       </w:pPr>
-      <w:rPr/>
     </w:lvl>
     <w:lvl w:ilvl="4">
       <w:start w:val="1"/>
@@ -3229,7 +3558,6 @@
         </w:tabs>
         <w:ind w:start="0" w:hanging="0"/>
       </w:pPr>
-      <w:rPr/>
     </w:lvl>
     <w:lvl w:ilvl="5">
       <w:start w:val="1"/>
@@ -3243,7 +3571,6 @@
         </w:tabs>
         <w:ind w:start="0" w:hanging="0"/>
       </w:pPr>
-      <w:rPr/>
     </w:lvl>
     <w:lvl w:ilvl="6">
       <w:start w:val="1"/>
@@ -3257,7 +3584,6 @@
         </w:tabs>
         <w:ind w:start="0" w:hanging="0"/>
       </w:pPr>
-      <w:rPr/>
     </w:lvl>
     <w:lvl w:ilvl="7">
       <w:start w:val="1"/>
@@ -3271,7 +3597,6 @@
         </w:tabs>
         <w:ind w:start="0" w:hanging="0"/>
       </w:pPr>
-      <w:rPr/>
     </w:lvl>
     <w:lvl w:ilvl="8">
       <w:start w:val="1"/>
@@ -3285,153 +3610,6 @@
         </w:tabs>
         <w:ind w:start="0" w:hanging="0"/>
       </w:pPr>
-      <w:rPr/>
-    </w:lvl>
-  </w:abstractNum>
-  <w:abstractNum w:abstractNumId="3">
-    <w:lvl w:ilvl="0">
-      <w:start w:val="1"/>
-      <w:numFmt w:val="bullet"/>
-      <w:lvlText w:val=""/>
-      <w:lvlJc w:val="start"/>
-      <w:pPr>
-        <w:tabs>
-          <w:tab w:val="num" w:pos="720"/>
-        </w:tabs>
-        <w:ind w:start="720" w:hanging="360"/>
-      </w:pPr>
-      <w:rPr>
-        <w:rFonts w:ascii="Symbol" w:hAnsi="Symbol" w:cs="Symbol" w:hint="default"/>
-        <w:sz w:val="20"/>
-      </w:rPr>
-    </w:lvl>
-    <w:lvl w:ilvl="1">
-      <w:start w:val="1"/>
-      <w:numFmt w:val="bullet"/>
-      <w:lvlText w:val="o"/>
-      <w:lvlJc w:val="start"/>
-      <w:pPr>
-        <w:tabs>
-          <w:tab w:val="num" w:pos="1440"/>
-        </w:tabs>
-        <w:ind w:start="1440" w:hanging="360"/>
-      </w:pPr>
-      <w:rPr>
-        <w:rFonts w:ascii="Courier New" w:hAnsi="Courier New" w:cs="Courier New" w:hint="default"/>
-        <w:sz w:val="20"/>
-      </w:rPr>
-    </w:lvl>
-    <w:lvl w:ilvl="2">
-      <w:start w:val="1"/>
-      <w:numFmt w:val="bullet"/>
-      <w:lvlText w:val=""/>
-      <w:lvlJc w:val="start"/>
-      <w:pPr>
-        <w:tabs>
-          <w:tab w:val="num" w:pos="2160"/>
-        </w:tabs>
-        <w:ind w:start="2160" w:hanging="360"/>
-      </w:pPr>
-      <w:rPr>
-        <w:rFonts w:ascii="Wingdings" w:hAnsi="Wingdings" w:cs="Wingdings" w:hint="default"/>
-        <w:sz w:val="20"/>
-      </w:rPr>
-    </w:lvl>
-    <w:lvl w:ilvl="3">
-      <w:start w:val="1"/>
-      <w:numFmt w:val="bullet"/>
-      <w:lvlText w:val=""/>
-      <w:lvlJc w:val="start"/>
-      <w:pPr>
-        <w:tabs>
-          <w:tab w:val="num" w:pos="2880"/>
-        </w:tabs>
-        <w:ind w:start="2880" w:hanging="360"/>
-      </w:pPr>
-      <w:rPr>
-        <w:rFonts w:ascii="Wingdings" w:hAnsi="Wingdings" w:cs="Wingdings" w:hint="default"/>
-        <w:sz w:val="20"/>
-      </w:rPr>
-    </w:lvl>
-    <w:lvl w:ilvl="4">
-      <w:start w:val="1"/>
-      <w:numFmt w:val="bullet"/>
-      <w:lvlText w:val=""/>
-      <w:lvlJc w:val="start"/>
-      <w:pPr>
-        <w:tabs>
-          <w:tab w:val="num" w:pos="3600"/>
-        </w:tabs>
-        <w:ind w:start="3600" w:hanging="360"/>
-      </w:pPr>
-      <w:rPr>
-        <w:rFonts w:ascii="Wingdings" w:hAnsi="Wingdings" w:cs="Wingdings" w:hint="default"/>
-        <w:sz w:val="20"/>
-      </w:rPr>
-    </w:lvl>
-    <w:lvl w:ilvl="5">
-      <w:start w:val="1"/>
-      <w:numFmt w:val="bullet"/>
-      <w:lvlText w:val=""/>
-      <w:lvlJc w:val="start"/>
-      <w:pPr>
-        <w:tabs>
-          <w:tab w:val="num" w:pos="4320"/>
-        </w:tabs>
-        <w:ind w:start="4320" w:hanging="360"/>
-      </w:pPr>
-      <w:rPr>
-        <w:rFonts w:ascii="Wingdings" w:hAnsi="Wingdings" w:cs="Wingdings" w:hint="default"/>
-        <w:sz w:val="20"/>
-      </w:rPr>
-    </w:lvl>
-    <w:lvl w:ilvl="6">
-      <w:start w:val="1"/>
-      <w:numFmt w:val="bullet"/>
-      <w:lvlText w:val=""/>
-      <w:lvlJc w:val="start"/>
-      <w:pPr>
-        <w:tabs>
-          <w:tab w:val="num" w:pos="5040"/>
-        </w:tabs>
-        <w:ind w:start="5040" w:hanging="360"/>
-      </w:pPr>
-      <w:rPr>
-        <w:rFonts w:ascii="Wingdings" w:hAnsi="Wingdings" w:cs="Wingdings" w:hint="default"/>
-        <w:sz w:val="20"/>
-      </w:rPr>
-    </w:lvl>
-    <w:lvl w:ilvl="7">
-      <w:start w:val="1"/>
-      <w:numFmt w:val="bullet"/>
-      <w:lvlText w:val=""/>
-      <w:lvlJc w:val="start"/>
-      <w:pPr>
-        <w:tabs>
-          <w:tab w:val="num" w:pos="5760"/>
-        </w:tabs>
-        <w:ind w:start="5760" w:hanging="360"/>
-      </w:pPr>
-      <w:rPr>
-        <w:rFonts w:ascii="Wingdings" w:hAnsi="Wingdings" w:cs="Wingdings" w:hint="default"/>
-        <w:sz w:val="20"/>
-      </w:rPr>
-    </w:lvl>
-    <w:lvl w:ilvl="8">
-      <w:start w:val="1"/>
-      <w:numFmt w:val="bullet"/>
-      <w:lvlText w:val=""/>
-      <w:lvlJc w:val="start"/>
-      <w:pPr>
-        <w:tabs>
-          <w:tab w:val="num" w:pos="6480"/>
-        </w:tabs>
-        <w:ind w:start="6480" w:hanging="360"/>
-      </w:pPr>
-      <w:rPr>
-        <w:rFonts w:ascii="Wingdings" w:hAnsi="Wingdings" w:cs="Wingdings" w:hint="default"/>
-        <w:sz w:val="20"/>
-      </w:rPr>
     </w:lvl>
   </w:abstractNum>
   <w:num w:numId="1">
@@ -3439,9 +3617,6 @@
   </w:num>
   <w:num w:numId="2">
     <w:abstractNumId w:val="2"/>
-  </w:num>
-  <w:num w:numId="3">
-    <w:abstractNumId w:val="3"/>
   </w:num>
 </w:numbering>
 </file>
@@ -3508,7 +3683,7 @@
     <w:pPr>
       <w:numPr>
         <w:ilvl w:val="1"/>
-        <w:numId w:val="2"/>
+        <w:numId w:val="1"/>
       </w:numPr>
       <w:spacing w:before="200" w:after="120"/>
       <w:outlineLvl w:val="1"/>
@@ -3520,8 +3695,8 @@
       <w:szCs w:val="32"/>
     </w:rPr>
   </w:style>
-  <w:style w:type="character" w:styleId="Bullets">
-    <w:name w:val="Bullets"/>
+  <w:style w:type="character" w:styleId="Bulletsuser">
+    <w:name w:val="Bullets (user)"/>
     <w:qFormat/>
     <w:rPr>
       <w:rFonts w:ascii="OpenSymbol" w:hAnsi="OpenSymbol" w:eastAsia="OpenSymbol" w:cs="OpenSymbol"/>
@@ -3547,8 +3722,8 @@
       <w:u w:val="single"/>
     </w:rPr>
   </w:style>
-  <w:style w:type="character" w:styleId="Bulletsuser">
-    <w:name w:val="Bullets (user)"/>
+  <w:style w:type="character" w:styleId="Bullets">
+    <w:name w:val="Bullets"/>
     <w:qFormat/>
     <w:rPr>
       <w:rFonts w:ascii="OpenSymbol" w:hAnsi="OpenSymbol" w:eastAsia="OpenSymbol" w:cs="OpenSymbol"/>
@@ -3646,8 +3821,8 @@
       <w:szCs w:val="56"/>
     </w:rPr>
   </w:style>
-  <w:style w:type="paragraph" w:styleId="BlockQuotationuser">
-    <w:name w:val="Block Quotation (user)"/>
+  <w:style w:type="paragraph" w:styleId="BlockQuotation">
+    <w:name w:val="Block Quotation"/>
     <w:basedOn w:val="Normal"/>
     <w:qFormat/>
     <w:pPr>
